--- a/spa/docx/17.content.docx
+++ b/spa/docx/17.content.docx
@@ -281,6 +281,20 @@
         <w:rPr>
           <w:lang w:val="es_ES" w:bidi="es_ES"/>
         </w:rPr>
+      </w:r>
+    </w:p>
+    <w:p>
+      <w:pPr/>
+      <w:r>
+        <w:rPr>
+          <w:lang w:val="es_ES" w:bidi="es_ES"/>
+        </w:rPr>
+      </w:r>
+      <w:r>
+        <w:rPr>
+          <w:lang w:val="es_ES" w:bidi="es_ES"/>
+        </w:rPr>
+        <w:t>יֵצֵ֤א דְבַר־מַלְכוּת֙ מִ⁠לְּ⁠פָנָ֔י⁠ו</w:t>
       </w:r>
     </w:p>
     <w:p>

--- a/spa/docx/17.content.docx
+++ b/spa/docx/17.content.docx
@@ -20,22 +20,6 @@
           <w:lang w:val="es_ES" w:bidi="es_ES"/>
         </w:rPr>
         <w:t>Resource: Notas de Traducción (unfoldingWord)</w:t>
-      </w:r>
-      <w:r>
-        <w:rPr>
-          <w:lang w:val="es_ES" w:bidi="es_ES"/>
-        </w:rPr>
-      </w:r>
-    </w:p>
-    <w:p>
-      <w:pPr>
-        <w:pStyle w:val="Heading2"/>
-      </w:pPr>
-      <w:r>
-        <w:rPr>
-          <w:lang w:val="es_ES" w:bidi="es_ES"/>
-        </w:rPr>
-        <w:t>License Information</w:t>
       </w:r>
       <w:r>
         <w:rPr>
@@ -55,19 +39,13 @@
           <w:b/>
           <w:lang w:val="es_ES" w:bidi="es_ES"/>
         </w:rPr>
-        <w:t>Notas de Traducción (unfoldingWord)</w:t>
+        <w:t>unfoldingWord® Translation Notes</w:t>
       </w:r>
       <w:r>
         <w:rPr>
           <w:lang w:val="es_ES" w:bidi="es_ES"/>
         </w:rPr>
-        <w:t xml:space="preserve"> (Spanish) is based on</w:t>
-      </w:r>
-      <w:r>
-        <w:rPr>
-          <w:lang w:val="es_ES" w:bidi="es_ES"/>
-        </w:rPr>
-        <w:t xml:space="preserve">: </w:t>
+        <w:t xml:space="preserve"> © 2022 unfoldingWord. Released under CC BY-SA 4.0 license. </w:t>
       </w:r>
       <w:r>
         <w:rPr>
@@ -79,62 +57,19 @@
         <w:rPr>
           <w:lang w:val="es_ES" w:bidi="es_ES"/>
         </w:rPr>
-        <w:t xml:space="preserve">, </w:t>
-      </w:r>
-      <w:hyperlink r:id="rId13">
-        <w:r>
-          <w:rPr>
-            <w:lang w:val="es_ES" w:bidi="es_ES"/>
-          </w:rPr>
-          <w:rPr>
-            <w:color w:val="0000EE"/>
-            <w:u w:val="single"/>
-          </w:rPr>
-          <w:t>unfoldingWord</w:t>
-        </w:r>
-      </w:hyperlink>
-      <w:r>
-        <w:rPr>
-          <w:lang w:val="es_ES" w:bidi="es_ES"/>
-        </w:rPr>
-        <w:t xml:space="preserve">, 2022, which is licensed under a </w:t>
-      </w:r>
-      <w:hyperlink r:id="rId14">
-        <w:r>
-          <w:rPr>
-            <w:lang w:val="es_ES" w:bidi="es_ES"/>
-          </w:rPr>
-          <w:rPr>
-            <w:color w:val="0000EE"/>
-            <w:u w:val="single"/>
-          </w:rPr>
-          <w:t>CC BY-SA 4.0 license</w:t>
-        </w:r>
-      </w:hyperlink>
-      <w:r>
-        <w:rPr>
-          <w:lang w:val="es_ES" w:bidi="es_ES"/>
-        </w:rPr>
-        <w:t>.</w:t>
+        <w:t xml:space="preserve"> has been adapted in the following languages: Tok Pisin, Arabic (عربي), French (Français), Hindi (हिंदी), Indonesian (Bahasa Indonesia), Portuguese (Português), Russian (Русский), Spanish (Español), Swahili (Kiswahili), and Simplified Chinese (简体中文) from </w:t>
       </w:r>
       <w:r>
         <w:rPr>
           <w:lang w:val="es_ES" w:bidi="es_ES"/>
         </w:rPr>
-      </w:r>
-    </w:p>
-    <w:p>
-      <w:pPr/>
-      <w:r>
-        <w:rPr>
-          <w:lang w:val="es_ES" w:bidi="es_ES"/>
-        </w:rPr>
+        <w:t>unfoldingWord® Translation Notes</w:t>
       </w:r>
       <w:r>
         <w:rPr>
           <w:lang w:val="es_ES" w:bidi="es_ES"/>
         </w:rPr>
-        <w:t>This PDF version is provided under the same license.</w:t>
+        <w:t xml:space="preserve"> © 2022 unfoldingWord. Released under CC BY-SA 4.0 license by Mission Mutual</w:t>
       </w:r>
       <w:r>
         <w:rPr>
@@ -281,20 +216,6 @@
         <w:rPr>
           <w:lang w:val="es_ES" w:bidi="es_ES"/>
         </w:rPr>
-      </w:r>
-    </w:p>
-    <w:p>
-      <w:pPr/>
-      <w:r>
-        <w:rPr>
-          <w:lang w:val="es_ES" w:bidi="es_ES"/>
-        </w:rPr>
-      </w:r>
-      <w:r>
-        <w:rPr>
-          <w:lang w:val="es_ES" w:bidi="es_ES"/>
-        </w:rPr>
-        <w:t>יֵצֵ֤א דְבַר־מַלְכוּת֙ מִ⁠לְּ⁠פָנָ֔י⁠ו</w:t>
       </w:r>
     </w:p>
     <w:p>

--- a/spa/docx/17.content.docx
+++ b/spa/docx/17.content.docx
@@ -20,6 +20,22 @@
           <w:lang w:val="es_ES" w:bidi="es_ES"/>
         </w:rPr>
         <w:t>Resource: Notas de Traducción (unfoldingWord)</w:t>
+      </w:r>
+      <w:r>
+        <w:rPr>
+          <w:lang w:val="es_ES" w:bidi="es_ES"/>
+        </w:rPr>
+      </w:r>
+    </w:p>
+    <w:p>
+      <w:pPr>
+        <w:pStyle w:val="Heading2"/>
+      </w:pPr>
+      <w:r>
+        <w:rPr>
+          <w:lang w:val="es_ES" w:bidi="es_ES"/>
+        </w:rPr>
+        <w:t>License Information</w:t>
       </w:r>
       <w:r>
         <w:rPr>
@@ -39,13 +55,19 @@
           <w:b/>
           <w:lang w:val="es_ES" w:bidi="es_ES"/>
         </w:rPr>
-        <w:t>unfoldingWord® Translation Notes</w:t>
+        <w:t>Notas de Traducción (unfoldingWord)</w:t>
       </w:r>
       <w:r>
         <w:rPr>
           <w:lang w:val="es_ES" w:bidi="es_ES"/>
         </w:rPr>
-        <w:t xml:space="preserve"> © 2022 unfoldingWord. Released under CC BY-SA 4.0 license. </w:t>
+        <w:t xml:space="preserve"> (Spanish) is based on</w:t>
+      </w:r>
+      <w:r>
+        <w:rPr>
+          <w:lang w:val="es_ES" w:bidi="es_ES"/>
+        </w:rPr>
+        <w:t xml:space="preserve">: </w:t>
       </w:r>
       <w:r>
         <w:rPr>
@@ -57,19 +79,62 @@
         <w:rPr>
           <w:lang w:val="es_ES" w:bidi="es_ES"/>
         </w:rPr>
-        <w:t xml:space="preserve"> has been adapted in the following languages: Tok Pisin, Arabic (عربي), French (Français), Hindi (हिंदी), Indonesian (Bahasa Indonesia), Portuguese (Português), Russian (Русский), Spanish (Español), Swahili (Kiswahili), and Simplified Chinese (简体中文) from </w:t>
+        <w:t xml:space="preserve">, </w:t>
+      </w:r>
+      <w:hyperlink r:id="rId13">
+        <w:r>
+          <w:rPr>
+            <w:lang w:val="es_ES" w:bidi="es_ES"/>
+          </w:rPr>
+          <w:rPr>
+            <w:color w:val="0000EE"/>
+            <w:u w:val="single"/>
+          </w:rPr>
+          <w:t>unfoldingWord</w:t>
+        </w:r>
+      </w:hyperlink>
+      <w:r>
+        <w:rPr>
+          <w:lang w:val="es_ES" w:bidi="es_ES"/>
+        </w:rPr>
+        <w:t xml:space="preserve">, 2022, which is licensed under a </w:t>
+      </w:r>
+      <w:hyperlink r:id="rId14">
+        <w:r>
+          <w:rPr>
+            <w:lang w:val="es_ES" w:bidi="es_ES"/>
+          </w:rPr>
+          <w:rPr>
+            <w:color w:val="0000EE"/>
+            <w:u w:val="single"/>
+          </w:rPr>
+          <w:t>CC BY-SA 4.0 license</w:t>
+        </w:r>
+      </w:hyperlink>
+      <w:r>
+        <w:rPr>
+          <w:lang w:val="es_ES" w:bidi="es_ES"/>
+        </w:rPr>
+        <w:t>.</w:t>
       </w:r>
       <w:r>
         <w:rPr>
           <w:lang w:val="es_ES" w:bidi="es_ES"/>
         </w:rPr>
-        <w:t>unfoldingWord® Translation Notes</w:t>
+      </w:r>
+    </w:p>
+    <w:p>
+      <w:pPr/>
+      <w:r>
+        <w:rPr>
+          <w:lang w:val="es_ES" w:bidi="es_ES"/>
+        </w:rPr>
       </w:r>
       <w:r>
         <w:rPr>
           <w:lang w:val="es_ES" w:bidi="es_ES"/>
         </w:rPr>
-        <w:t xml:space="preserve"> © 2022 unfoldingWord. Released under CC BY-SA 4.0 license by Mission Mutual</w:t>
+        <w:t>This PDF version is provided under the same license.</w:t>
       </w:r>
       <w:r>
         <w:rPr>
@@ -216,6 +281,20 @@
         <w:rPr>
           <w:lang w:val="es_ES" w:bidi="es_ES"/>
         </w:rPr>
+      </w:r>
+    </w:p>
+    <w:p>
+      <w:pPr/>
+      <w:r>
+        <w:rPr>
+          <w:lang w:val="es_ES" w:bidi="es_ES"/>
+        </w:rPr>
+      </w:r>
+      <w:r>
+        <w:rPr>
+          <w:lang w:val="es_ES" w:bidi="es_ES"/>
+        </w:rPr>
+        <w:t>יֵצֵ֤א דְבַר־מַלְכוּת֙ מִ⁠לְּ⁠פָנָ֔י⁠ו</w:t>
       </w:r>
     </w:p>
     <w:p>

--- a/spa/docx/17.content.docx
+++ b/spa/docx/17.content.docx
@@ -216,6 +216,20 @@
         <w:rPr>
           <w:lang w:val="es_ES" w:bidi="es_ES"/>
         </w:rPr>
+      </w:r>
+    </w:p>
+    <w:p>
+      <w:pPr/>
+      <w:r>
+        <w:rPr>
+          <w:lang w:val="es_ES" w:bidi="es_ES"/>
+        </w:rPr>
+      </w:r>
+      <w:r>
+        <w:rPr>
+          <w:lang w:val="es_ES" w:bidi="es_ES"/>
+        </w:rPr>
+        <w:t>יֵצֵ֤א דְבַר־מַלְכוּת֙ מִ⁠לְּ⁠פָנָ֔י⁠ו</w:t>
       </w:r>
     </w:p>
     <w:p>

--- a/spa/docx/17.content.docx
+++ b/spa/docx/17.content.docx
@@ -20,22 +20,6 @@
           <w:lang w:val="es_ES" w:bidi="es_ES"/>
         </w:rPr>
         <w:t>Resource: Notas de Traducción (unfoldingWord)</w:t>
-      </w:r>
-      <w:r>
-        <w:rPr>
-          <w:lang w:val="es_ES" w:bidi="es_ES"/>
-        </w:rPr>
-      </w:r>
-    </w:p>
-    <w:p>
-      <w:pPr>
-        <w:pStyle w:val="Heading2"/>
-      </w:pPr>
-      <w:r>
-        <w:rPr>
-          <w:lang w:val="es_ES" w:bidi="es_ES"/>
-        </w:rPr>
-        <w:t>License Information</w:t>
       </w:r>
       <w:r>
         <w:rPr>
@@ -55,19 +39,13 @@
           <w:b/>
           <w:lang w:val="es_ES" w:bidi="es_ES"/>
         </w:rPr>
-        <w:t>Notas de Traducción (unfoldingWord)</w:t>
+        <w:t>unfoldingWord® Translation Notes</w:t>
       </w:r>
       <w:r>
         <w:rPr>
           <w:lang w:val="es_ES" w:bidi="es_ES"/>
         </w:rPr>
-        <w:t xml:space="preserve"> (Spanish) is based on</w:t>
-      </w:r>
-      <w:r>
-        <w:rPr>
-          <w:lang w:val="es_ES" w:bidi="es_ES"/>
-        </w:rPr>
-        <w:t xml:space="preserve">: </w:t>
+        <w:t xml:space="preserve"> © 2022 unfoldingWord. Released under CC BY-SA 4.0 license. </w:t>
       </w:r>
       <w:r>
         <w:rPr>
@@ -79,62 +57,19 @@
         <w:rPr>
           <w:lang w:val="es_ES" w:bidi="es_ES"/>
         </w:rPr>
-        <w:t xml:space="preserve">, </w:t>
-      </w:r>
-      <w:hyperlink r:id="rId13">
-        <w:r>
-          <w:rPr>
-            <w:lang w:val="es_ES" w:bidi="es_ES"/>
-          </w:rPr>
-          <w:rPr>
-            <w:color w:val="0000EE"/>
-            <w:u w:val="single"/>
-          </w:rPr>
-          <w:t>unfoldingWord</w:t>
-        </w:r>
-      </w:hyperlink>
-      <w:r>
-        <w:rPr>
-          <w:lang w:val="es_ES" w:bidi="es_ES"/>
-        </w:rPr>
-        <w:t xml:space="preserve">, 2022, which is licensed under a </w:t>
-      </w:r>
-      <w:hyperlink r:id="rId14">
-        <w:r>
-          <w:rPr>
-            <w:lang w:val="es_ES" w:bidi="es_ES"/>
-          </w:rPr>
-          <w:rPr>
-            <w:color w:val="0000EE"/>
-            <w:u w:val="single"/>
-          </w:rPr>
-          <w:t>CC BY-SA 4.0 license</w:t>
-        </w:r>
-      </w:hyperlink>
-      <w:r>
-        <w:rPr>
-          <w:lang w:val="es_ES" w:bidi="es_ES"/>
-        </w:rPr>
-        <w:t>.</w:t>
+        <w:t xml:space="preserve"> has been adapted in the following languages: Tok Pisin, Arabic (عربي), French (Français), Hindi (हिंदी), Indonesian (Bahasa Indonesia), Portuguese (Português), Russian (Русский), Spanish (Español), Swahili (Kiswahili), and Simplified Chinese (简体中文) from </w:t>
       </w:r>
       <w:r>
         <w:rPr>
           <w:lang w:val="es_ES" w:bidi="es_ES"/>
         </w:rPr>
-      </w:r>
-    </w:p>
-    <w:p>
-      <w:pPr/>
-      <w:r>
-        <w:rPr>
-          <w:lang w:val="es_ES" w:bidi="es_ES"/>
-        </w:rPr>
+        <w:t>unfoldingWord® Translation Notes</w:t>
       </w:r>
       <w:r>
         <w:rPr>
           <w:lang w:val="es_ES" w:bidi="es_ES"/>
         </w:rPr>
-        <w:t>This PDF version is provided under the same license.</w:t>
+        <w:t xml:space="preserve"> © 2022 unfoldingWord. Released under CC BY-SA 4.0 license by Mission Mutual</w:t>
       </w:r>
       <w:r>
         <w:rPr>

--- a/spa/docx/17.content.docx
+++ b/spa/docx/17.content.docx
@@ -144,13 +144,6 @@
       </w:r>
       <w:r>
         <w:rPr>
-          <w:i/>
-          <w:lang w:val="es_ES" w:bidi="es_ES"/>
-        </w:rPr>
-        <w:t>Ester 1:19 (#3)</w:t>
-      </w:r>
-      <w:r>
-        <w:rPr>
           <w:lang w:val="es_ES" w:bidi="es_ES"/>
         </w:rPr>
       </w:r>
@@ -292,6 +285,1435 @@
           <w:lang w:val="es_ES" w:bidi="es_ES"/>
         </w:rPr>
         <w:t>Metonimia</w:t>
+      </w:r>
+      <w:r>
+        <w:rPr>
+          <w:lang w:val="es_ES" w:bidi="es_ES"/>
+        </w:rPr>
+      </w:r>
+      <w:r>
+        <w:rPr>
+          <w:lang w:val="es_ES" w:bidi="es_ES"/>
+        </w:rPr>
+      </w:r>
+    </w:p>
+    <w:p>
+      <w:pPr/>
+      <w:r>
+        <w:rPr>
+          <w:lang w:val="es_ES" w:bidi="es_ES"/>
+        </w:rPr>
+      </w:r>
+    </w:p>
+    <w:p>
+      <w:pPr>
+        <w:pStyle w:val="Heading2"/>
+      </w:pPr>
+      <w:r>
+        <w:rPr>
+          <w:lang w:val="es_ES" w:bidi="es_ES"/>
+        </w:rPr>
+        <w:t>Ester 1:20 (#3)</w:t>
+      </w:r>
+      <w:r>
+        <w:rPr>
+          <w:lang w:val="es_ES" w:bidi="es_ES"/>
+        </w:rPr>
+      </w:r>
+    </w:p>
+    <w:p>
+      <w:pPr/>
+      <w:r>
+        <w:rPr>
+          <w:lang w:val="es_ES" w:bidi="es_ES"/>
+        </w:rPr>
+      </w:r>
+      <w:r>
+        <w:rPr>
+          <w:lang w:val="es_ES" w:bidi="es_ES"/>
+        </w:rPr>
+        <w:t>וְ⁠כָל־הַ⁠נָּשִׁ֗ים יִתְּנ֤וּ יְקָר֙ לְ⁠בַעְלֵי⁠הֶ֔ן</w:t>
+      </w:r>
+    </w:p>
+    <w:p>
+      <w:pPr/>
+      <w:r>
+        <w:rPr>
+          <w:lang w:val="es_ES" w:bidi="es_ES"/>
+        </w:rPr>
+      </w:r>
+      <w:r>
+        <w:rPr>
+          <w:b/>
+          <w:lang w:val="es_ES" w:bidi="es_ES"/>
+        </w:rPr>
+        <w:t>"que hará el rey será oído en todo su reino"</w:t>
+      </w:r>
+    </w:p>
+    <w:p>
+      <w:pPr/>
+      <w:r>
+        <w:rPr>
+          <w:lang w:val="es_ES" w:bidi="es_ES"/>
+        </w:rPr>
+      </w:r>
+      <w:r>
+        <w:rPr>
+          <w:lang w:val="es_ES" w:bidi="es_ES"/>
+        </w:rPr>
+        <w:t>Aunque el decreto de Asuero solo se aplicaba directamente a Vasti, se publicó en todo el imperio para que todos lo conocieran. De este modo, lo que le sucedió a la reina disuadiría a las mujeres de imitarla. Si necesitas aclarar esto en tu idioma, puedes explicarlo en una nota: "Las mujeres honrarán a sus maridos porque sabrán que si una mujer desprecia a su marido, puede ser castigada como Vasti".</w:t>
+      </w:r>
+    </w:p>
+    <w:p>
+      <w:pPr/>
+      <w:r>
+        <w:rPr>
+          <w:lang w:val="es_ES" w:bidi="es_ES"/>
+        </w:rPr>
+      </w:r>
+      <w:r>
+        <w:rPr>
+          <w:lang w:val="es_ES" w:bidi="es_ES"/>
+        </w:rPr>
+        <w:t xml:space="preserve">Ver: </w:t>
+      </w:r>
+      <w:r>
+        <w:rPr>
+          <w:lang w:val="es_ES" w:bidi="es_ES"/>
+        </w:rPr>
+        <w:t>Conocimiento asumido e información implícita</w:t>
+      </w:r>
+      <w:r>
+        <w:rPr>
+          <w:lang w:val="es_ES" w:bidi="es_ES"/>
+        </w:rPr>
+      </w:r>
+      <w:r>
+        <w:rPr>
+          <w:lang w:val="es_ES" w:bidi="es_ES"/>
+        </w:rPr>
+      </w:r>
+    </w:p>
+    <w:p>
+      <w:pPr/>
+      <w:r>
+        <w:rPr>
+          <w:lang w:val="es_ES" w:bidi="es_ES"/>
+        </w:rPr>
+      </w:r>
+    </w:p>
+    <w:p>
+      <w:pPr>
+        <w:pStyle w:val="Heading2"/>
+      </w:pPr>
+      <w:r>
+        <w:rPr>
+          <w:lang w:val="es_ES" w:bidi="es_ES"/>
+        </w:rPr>
+        <w:t>Ester 2:5 (#2)</w:t>
+      </w:r>
+      <w:r>
+        <w:rPr>
+          <w:lang w:val="es_ES" w:bidi="es_ES"/>
+        </w:rPr>
+      </w:r>
+    </w:p>
+    <w:p>
+      <w:pPr/>
+      <w:r>
+        <w:rPr>
+          <w:lang w:val="es_ES" w:bidi="es_ES"/>
+        </w:rPr>
+      </w:r>
+      <w:r>
+        <w:rPr>
+          <w:lang w:val="es_ES" w:bidi="es_ES"/>
+        </w:rPr>
+        <w:t>בְּ⁠שׁוּשַׁ֣ן הַ⁠בִּירָ֑ה</w:t>
+      </w:r>
+    </w:p>
+    <w:p>
+      <w:pPr/>
+      <w:r>
+        <w:rPr>
+          <w:lang w:val="es_ES" w:bidi="es_ES"/>
+        </w:rPr>
+      </w:r>
+      <w:r>
+        <w:rPr>
+          <w:b/>
+          <w:lang w:val="es_ES" w:bidi="es_ES"/>
+        </w:rPr>
+        <w:t>"en Susa la ciudadela"</w:t>
+      </w:r>
+    </w:p>
+    <w:p>
+      <w:pPr/>
+      <w:r>
+        <w:rPr>
+          <w:lang w:val="es_ES" w:bidi="es_ES"/>
+        </w:rPr>
+      </w:r>
+      <w:r>
+        <w:rPr>
+          <w:lang w:val="es_ES" w:bidi="es_ES"/>
+        </w:rPr>
+        <w:t>Aquí la frase probablemente indica la ciudad en lugar del palacio, es decir, la ciudad capital de Susa.</w:t>
+      </w:r>
+    </w:p>
+    <w:p>
+      <w:pPr/>
+      <w:r>
+        <w:rPr>
+          <w:lang w:val="es_ES" w:bidi="es_ES"/>
+        </w:rPr>
+      </w:r>
+      <w:r>
+        <w:rPr>
+          <w:lang w:val="es_ES" w:bidi="es_ES"/>
+        </w:rPr>
+        <w:t xml:space="preserve">Ver: </w:t>
+      </w:r>
+      <w:r>
+        <w:rPr>
+          <w:lang w:val="es_ES" w:bidi="es_ES"/>
+        </w:rPr>
+        <w:t>Traducir Desconocidos</w:t>
+      </w:r>
+      <w:r>
+        <w:rPr>
+          <w:lang w:val="es_ES" w:bidi="es_ES"/>
+        </w:rPr>
+      </w:r>
+      <w:r>
+        <w:rPr>
+          <w:lang w:val="es_ES" w:bidi="es_ES"/>
+        </w:rPr>
+      </w:r>
+    </w:p>
+    <w:p>
+      <w:pPr/>
+      <w:r>
+        <w:rPr>
+          <w:lang w:val="es_ES" w:bidi="es_ES"/>
+        </w:rPr>
+      </w:r>
+    </w:p>
+    <w:p>
+      <w:pPr>
+        <w:pStyle w:val="Heading2"/>
+      </w:pPr>
+      <w:r>
+        <w:rPr>
+          <w:lang w:val="es_ES" w:bidi="es_ES"/>
+        </w:rPr>
+        <w:t>Ester 2:8 (#3)</w:t>
+      </w:r>
+      <w:r>
+        <w:rPr>
+          <w:lang w:val="es_ES" w:bidi="es_ES"/>
+        </w:rPr>
+      </w:r>
+    </w:p>
+    <w:p>
+      <w:pPr/>
+      <w:r>
+        <w:rPr>
+          <w:lang w:val="es_ES" w:bidi="es_ES"/>
+        </w:rPr>
+      </w:r>
+      <w:r>
+        <w:rPr>
+          <w:lang w:val="es_ES" w:bidi="es_ES"/>
+        </w:rPr>
+        <w:t>בְּ⁠הִשָּׁמַ֤ע דְּבַר־הַ⁠מֶּ֨לֶךְ֙ וְ⁠דָת֔⁠וֹ וּֽ⁠בְ⁠הִקָּבֵ֞ץ נְעָר֥וֹת רַבּ֛וֹת</w:t>
+      </w:r>
+    </w:p>
+    <w:p>
+      <w:pPr/>
+      <w:r>
+        <w:rPr>
+          <w:lang w:val="es_ES" w:bidi="es_ES"/>
+        </w:rPr>
+      </w:r>
+      <w:r>
+        <w:rPr>
+          <w:b/>
+          <w:lang w:val="es_ES" w:bidi="es_ES"/>
+        </w:rPr>
+        <w:t>"cuando se escuchó el decreto del rey y su ley, y cuando se reunieron muchas jóvenes"</w:t>
+      </w:r>
+    </w:p>
+    <w:p>
+      <w:pPr/>
+      <w:r>
+        <w:rPr>
+          <w:lang w:val="es_ES" w:bidi="es_ES"/>
+        </w:rPr>
+      </w:r>
+      <w:r>
+        <w:rPr>
+          <w:lang w:val="es_ES" w:bidi="es_ES"/>
+        </w:rPr>
+        <w:t>Las expresiones "se escuchó" y "se reunieron" son formas verbales pasivas. Si tu idioma no utiliza esa forma, puedes expresar las ideas en forma activa o de otra manera que resulte natural en tu idioma. Traducción alternativa: "cuando los mensajeros proclamaron el decreto del rey y su ley, y sus siervos habían reunido a muchas jóvenes".</w:t>
+      </w:r>
+    </w:p>
+    <w:p>
+      <w:pPr/>
+      <w:r>
+        <w:rPr>
+          <w:lang w:val="es_ES" w:bidi="es_ES"/>
+        </w:rPr>
+      </w:r>
+      <w:r>
+        <w:rPr>
+          <w:lang w:val="es_ES" w:bidi="es_ES"/>
+        </w:rPr>
+        <w:t xml:space="preserve">Ver: </w:t>
+      </w:r>
+      <w:r>
+        <w:rPr>
+          <w:lang w:val="es_ES" w:bidi="es_ES"/>
+        </w:rPr>
+        <w:t>Activo o Pasivo</w:t>
+      </w:r>
+      <w:r>
+        <w:rPr>
+          <w:lang w:val="es_ES" w:bidi="es_ES"/>
+        </w:rPr>
+      </w:r>
+      <w:r>
+        <w:rPr>
+          <w:lang w:val="es_ES" w:bidi="es_ES"/>
+        </w:rPr>
+      </w:r>
+    </w:p>
+    <w:p>
+      <w:pPr/>
+      <w:r>
+        <w:rPr>
+          <w:lang w:val="es_ES" w:bidi="es_ES"/>
+        </w:rPr>
+      </w:r>
+    </w:p>
+    <w:p>
+      <w:pPr>
+        <w:pStyle w:val="Heading2"/>
+      </w:pPr>
+      <w:r>
+        <w:rPr>
+          <w:lang w:val="es_ES" w:bidi="es_ES"/>
+        </w:rPr>
+        <w:t>Ester 2:8 (#4)</w:t>
+      </w:r>
+      <w:r>
+        <w:rPr>
+          <w:lang w:val="es_ES" w:bidi="es_ES"/>
+        </w:rPr>
+      </w:r>
+    </w:p>
+    <w:p>
+      <w:pPr/>
+      <w:r>
+        <w:rPr>
+          <w:lang w:val="es_ES" w:bidi="es_ES"/>
+        </w:rPr>
+      </w:r>
+      <w:r>
+        <w:rPr>
+          <w:lang w:val="es_ES" w:bidi="es_ES"/>
+        </w:rPr>
+        <w:t>דְּבַר־הַ⁠מֶּ֨לֶךְ֙</w:t>
+      </w:r>
+    </w:p>
+    <w:p>
+      <w:pPr/>
+      <w:r>
+        <w:rPr>
+          <w:lang w:val="es_ES" w:bidi="es_ES"/>
+        </w:rPr>
+      </w:r>
+      <w:r>
+        <w:rPr>
+          <w:b/>
+          <w:lang w:val="es_ES" w:bidi="es_ES"/>
+        </w:rPr>
+        <w:t>"el decreto del rey"</w:t>
+      </w:r>
+    </w:p>
+    <w:p>
+      <w:pPr/>
+      <w:r>
+        <w:rPr>
+          <w:lang w:val="es_ES" w:bidi="es_ES"/>
+        </w:rPr>
+      </w:r>
+      <w:r>
+        <w:rPr>
+          <w:lang w:val="es_ES" w:bidi="es_ES"/>
+        </w:rPr>
+        <w:t>Esto se refiere al nuevo decreto del rey Asuero de reunir a las jóvenes en Susa.</w:t>
+      </w:r>
+      <w:r>
+        <w:rPr>
+          <w:lang w:val="es_ES" w:bidi="es_ES"/>
+        </w:rPr>
+      </w:r>
+      <w:r>
+        <w:rPr>
+          <w:lang w:val="es_ES" w:bidi="es_ES"/>
+        </w:rPr>
+      </w:r>
+    </w:p>
+    <w:p>
+      <w:pPr/>
+      <w:r>
+        <w:rPr>
+          <w:lang w:val="es_ES" w:bidi="es_ES"/>
+        </w:rPr>
+      </w:r>
+    </w:p>
+    <w:p>
+      <w:pPr>
+        <w:pStyle w:val="Heading2"/>
+      </w:pPr>
+      <w:r>
+        <w:rPr>
+          <w:lang w:val="es_ES" w:bidi="es_ES"/>
+        </w:rPr>
+        <w:t>Ester 2:23 (#6)</w:t>
+      </w:r>
+      <w:r>
+        <w:rPr>
+          <w:lang w:val="es_ES" w:bidi="es_ES"/>
+        </w:rPr>
+      </w:r>
+    </w:p>
+    <w:p>
+      <w:pPr/>
+      <w:r>
+        <w:rPr>
+          <w:lang w:val="es_ES" w:bidi="es_ES"/>
+        </w:rPr>
+      </w:r>
+      <w:r>
+        <w:rPr>
+          <w:lang w:val="es_ES" w:bidi="es_ES"/>
+        </w:rPr>
+        <w:t>בְּ⁠סֵ֛פֶר דִּבְרֵ֥י הַ⁠יָּמִ֖ים</w:t>
+      </w:r>
+    </w:p>
+    <w:p>
+      <w:pPr/>
+      <w:r>
+        <w:rPr>
+          <w:lang w:val="es_ES" w:bidi="es_ES"/>
+        </w:rPr>
+      </w:r>
+      <w:r>
+        <w:rPr>
+          <w:b/>
+          <w:lang w:val="es_ES" w:bidi="es_ES"/>
+        </w:rPr>
+        <w:t>"en el libro de los acontecimientos de los días"</w:t>
+      </w:r>
+    </w:p>
+    <w:p>
+      <w:pPr/>
+      <w:r>
+        <w:rPr>
+          <w:lang w:val="es_ES" w:bidi="es_ES"/>
+        </w:rPr>
+      </w:r>
+      <w:r>
+        <w:rPr>
+          <w:lang w:val="es_ES" w:bidi="es_ES"/>
+        </w:rPr>
+        <w:t>Este es un modismo que describe un registro regular de los eventos en el reinado de un rey. Traducción alternativa: "el libro de registro"</w:t>
+      </w:r>
+    </w:p>
+    <w:p>
+      <w:pPr/>
+      <w:r>
+        <w:rPr>
+          <w:lang w:val="es_ES" w:bidi="es_ES"/>
+        </w:rPr>
+      </w:r>
+      <w:r>
+        <w:rPr>
+          <w:lang w:val="es_ES" w:bidi="es_ES"/>
+        </w:rPr>
+        <w:t xml:space="preserve">Ver: </w:t>
+      </w:r>
+      <w:r>
+        <w:rPr>
+          <w:lang w:val="es_ES" w:bidi="es_ES"/>
+        </w:rPr>
+        <w:t>Modismo</w:t>
+      </w:r>
+      <w:r>
+        <w:rPr>
+          <w:lang w:val="es_ES" w:bidi="es_ES"/>
+        </w:rPr>
+      </w:r>
+      <w:r>
+        <w:rPr>
+          <w:lang w:val="es_ES" w:bidi="es_ES"/>
+        </w:rPr>
+      </w:r>
+    </w:p>
+    <w:p>
+      <w:pPr/>
+      <w:r>
+        <w:rPr>
+          <w:lang w:val="es_ES" w:bidi="es_ES"/>
+        </w:rPr>
+      </w:r>
+    </w:p>
+    <w:p>
+      <w:pPr>
+        <w:pStyle w:val="Heading2"/>
+      </w:pPr>
+      <w:r>
+        <w:rPr>
+          <w:lang w:val="es_ES" w:bidi="es_ES"/>
+        </w:rPr>
+        <w:t>Ester 3:2 (#1)</w:t>
+      </w:r>
+      <w:r>
+        <w:rPr>
+          <w:lang w:val="es_ES" w:bidi="es_ES"/>
+        </w:rPr>
+      </w:r>
+    </w:p>
+    <w:p>
+      <w:pPr/>
+      <w:r>
+        <w:rPr>
+          <w:lang w:val="es_ES" w:bidi="es_ES"/>
+        </w:rPr>
+      </w:r>
+      <w:r>
+        <w:rPr>
+          <w:lang w:val="es_ES" w:bidi="es_ES"/>
+        </w:rPr>
+        <w:t>וְ⁠כָל־עַבְדֵ֨י הַ⁠מֶּ֜לֶךְ אֲשֶׁר־בְּ⁠שַׁ֣עַר הַ⁠מֶּ֗לֶךְ</w:t>
+      </w:r>
+    </w:p>
+    <w:p>
+      <w:pPr/>
+      <w:r>
+        <w:rPr>
+          <w:lang w:val="es_ES" w:bidi="es_ES"/>
+        </w:rPr>
+      </w:r>
+      <w:r>
+        <w:rPr>
+          <w:b/>
+          <w:lang w:val="es_ES" w:bidi="es_ES"/>
+        </w:rPr>
+        <w:t>"</w:t>
+      </w:r>
+      <w:r>
+        <w:rPr>
+          <w:b/>
+          <w:lang w:val="es_ES" w:bidi="es_ES"/>
+        </w:rPr>
+        <w:t>Y todos los siervos del rey que estaban a la puerta del rey</w:t>
+      </w:r>
+      <w:r>
+        <w:rPr>
+          <w:b/>
+          <w:lang w:val="es_ES" w:bidi="es_ES"/>
+        </w:rPr>
+        <w:t>"</w:t>
+      </w:r>
+    </w:p>
+    <w:p>
+      <w:pPr/>
+      <w:r>
+        <w:rPr>
+          <w:lang w:val="es_ES" w:bidi="es_ES"/>
+        </w:rPr>
+      </w:r>
+      <w:r>
+        <w:rPr>
+          <w:lang w:val="es_ES" w:bidi="es_ES"/>
+        </w:rPr>
+        <w:t>Probablemente se trate de una referencia al grupo específico de funcionarios que estaban destinados en la puerta, al igual que Mardoqueo. Traducción alternativa: "Y los funcionarios reales que estaban puestos en la puerta del palacio".</w:t>
+      </w:r>
+    </w:p>
+    <w:p>
+      <w:pPr/>
+      <w:r>
+        <w:rPr>
+          <w:lang w:val="es_ES" w:bidi="es_ES"/>
+        </w:rPr>
+      </w:r>
+      <w:r>
+        <w:rPr>
+          <w:lang w:val="es_ES" w:bidi="es_ES"/>
+        </w:rPr>
+        <w:t xml:space="preserve">Ver: </w:t>
+      </w:r>
+      <w:r>
+        <w:rPr>
+          <w:lang w:val="es_ES" w:bidi="es_ES"/>
+        </w:rPr>
+        <w:t>Metonimia</w:t>
+      </w:r>
+      <w:r>
+        <w:rPr>
+          <w:lang w:val="es_ES" w:bidi="es_ES"/>
+        </w:rPr>
+      </w:r>
+      <w:r>
+        <w:rPr>
+          <w:lang w:val="es_ES" w:bidi="es_ES"/>
+        </w:rPr>
+      </w:r>
+    </w:p>
+    <w:p>
+      <w:pPr/>
+      <w:r>
+        <w:rPr>
+          <w:lang w:val="es_ES" w:bidi="es_ES"/>
+        </w:rPr>
+      </w:r>
+    </w:p>
+    <w:p>
+      <w:pPr>
+        <w:pStyle w:val="Heading2"/>
+      </w:pPr>
+      <w:r>
+        <w:rPr>
+          <w:lang w:val="es_ES" w:bidi="es_ES"/>
+        </w:rPr>
+        <w:t>Ester 3:2 (#4)</w:t>
+      </w:r>
+      <w:r>
+        <w:rPr>
+          <w:lang w:val="es_ES" w:bidi="es_ES"/>
+        </w:rPr>
+      </w:r>
+    </w:p>
+    <w:p>
+      <w:pPr/>
+      <w:r>
+        <w:rPr>
+          <w:lang w:val="es_ES" w:bidi="es_ES"/>
+        </w:rPr>
+      </w:r>
+      <w:r>
+        <w:rPr>
+          <w:lang w:val="es_ES" w:bidi="es_ES"/>
+        </w:rPr>
+        <w:t>כֹּרְעִ֤ים וּ⁠מִֽשְׁתַּחֲוִים֙</w:t>
+      </w:r>
+    </w:p>
+    <w:p>
+      <w:pPr/>
+      <w:r>
+        <w:rPr>
+          <w:lang w:val="es_ES" w:bidi="es_ES"/>
+        </w:rPr>
+      </w:r>
+      <w:r>
+        <w:rPr>
+          <w:b/>
+          <w:lang w:val="es_ES" w:bidi="es_ES"/>
+        </w:rPr>
+        <w:t>"se inclinaban y se postraban"</w:t>
+      </w:r>
+    </w:p>
+    <w:p>
+      <w:pPr/>
+      <w:r>
+        <w:rPr>
+          <w:lang w:val="es_ES" w:bidi="es_ES"/>
+        </w:rPr>
+      </w:r>
+      <w:r>
+        <w:rPr>
+          <w:lang w:val="es_ES" w:bidi="es_ES"/>
+        </w:rPr>
+        <w:t>Estas dos frases significan básicamente lo mismo. La repetición se utiliza para enfatizar que los funcionarios sabían lo importante que era obedecer la orden del rey y honrar a Amán de esta manera. Si fuera más claro para tus lectores, podrías expresar el énfasis con una sola frase. Traducción alternativa: "inclinándose hasta el suelo".</w:t>
+      </w:r>
+    </w:p>
+    <w:p>
+      <w:pPr/>
+      <w:r>
+        <w:rPr>
+          <w:lang w:val="es_ES" w:bidi="es_ES"/>
+        </w:rPr>
+      </w:r>
+      <w:r>
+        <w:rPr>
+          <w:lang w:val="es_ES" w:bidi="es_ES"/>
+        </w:rPr>
+        <w:t xml:space="preserve">Ver: </w:t>
+      </w:r>
+      <w:r>
+        <w:rPr>
+          <w:lang w:val="es_ES" w:bidi="es_ES"/>
+        </w:rPr>
+        <w:t>Doblete</w:t>
+      </w:r>
+      <w:r>
+        <w:rPr>
+          <w:lang w:val="es_ES" w:bidi="es_ES"/>
+        </w:rPr>
+      </w:r>
+      <w:r>
+        <w:rPr>
+          <w:lang w:val="es_ES" w:bidi="es_ES"/>
+        </w:rPr>
+      </w:r>
+    </w:p>
+    <w:p>
+      <w:pPr/>
+      <w:r>
+        <w:rPr>
+          <w:lang w:val="es_ES" w:bidi="es_ES"/>
+        </w:rPr>
+      </w:r>
+    </w:p>
+    <w:p>
+      <w:pPr>
+        <w:pStyle w:val="Heading2"/>
+      </w:pPr>
+      <w:r>
+        <w:rPr>
+          <w:lang w:val="es_ES" w:bidi="es_ES"/>
+        </w:rPr>
+        <w:t>Ester 3:2 (#8)</w:t>
+      </w:r>
+      <w:r>
+        <w:rPr>
+          <w:lang w:val="es_ES" w:bidi="es_ES"/>
+        </w:rPr>
+      </w:r>
+    </w:p>
+    <w:p>
+      <w:pPr/>
+      <w:r>
+        <w:rPr>
+          <w:lang w:val="es_ES" w:bidi="es_ES"/>
+        </w:rPr>
+      </w:r>
+      <w:r>
+        <w:rPr>
+          <w:lang w:val="es_ES" w:bidi="es_ES"/>
+        </w:rPr>
+        <w:t>וּ⁠מָ֨רְדֳּכַ֔י לֹ֥א יִכְרַ֖ע וְ⁠לֹ֥א יִֽשְׁתַּחֲוֶֽה</w:t>
+      </w:r>
+    </w:p>
+    <w:p>
+      <w:pPr/>
+      <w:r>
+        <w:rPr>
+          <w:lang w:val="es_ES" w:bidi="es_ES"/>
+        </w:rPr>
+      </w:r>
+      <w:r>
+        <w:rPr>
+          <w:b/>
+          <w:lang w:val="es_ES" w:bidi="es_ES"/>
+        </w:rPr>
+        <w:t>"Pero Mardoqueo ni se inclinaba ni se postraba"</w:t>
+      </w:r>
+    </w:p>
+    <w:p>
+      <w:pPr/>
+      <w:r>
+        <w:rPr>
+          <w:lang w:val="es_ES" w:bidi="es_ES"/>
+        </w:rPr>
+      </w:r>
+      <w:r>
+        <w:rPr>
+          <w:lang w:val="es_ES" w:bidi="es_ES"/>
+        </w:rPr>
+        <w:t>Fíjate en cómo has traducido las frases similares anteriormente en este versículo. Traducción alternativa: Mordecai no se postró en tierra.</w:t>
+      </w:r>
+    </w:p>
+    <w:p>
+      <w:pPr/>
+      <w:r>
+        <w:rPr>
+          <w:lang w:val="es_ES" w:bidi="es_ES"/>
+        </w:rPr>
+      </w:r>
+      <w:r>
+        <w:rPr>
+          <w:lang w:val="es_ES" w:bidi="es_ES"/>
+        </w:rPr>
+        <w:t xml:space="preserve">Ver: </w:t>
+      </w:r>
+      <w:r>
+        <w:rPr>
+          <w:lang w:val="es_ES" w:bidi="es_ES"/>
+        </w:rPr>
+        <w:t>Paralelismo</w:t>
+      </w:r>
+      <w:r>
+        <w:rPr>
+          <w:lang w:val="es_ES" w:bidi="es_ES"/>
+        </w:rPr>
+      </w:r>
+      <w:r>
+        <w:rPr>
+          <w:lang w:val="es_ES" w:bidi="es_ES"/>
+        </w:rPr>
+      </w:r>
+    </w:p>
+    <w:p>
+      <w:pPr/>
+      <w:r>
+        <w:rPr>
+          <w:lang w:val="es_ES" w:bidi="es_ES"/>
+        </w:rPr>
+      </w:r>
+    </w:p>
+    <w:p>
+      <w:pPr>
+        <w:pStyle w:val="Heading2"/>
+      </w:pPr>
+      <w:r>
+        <w:rPr>
+          <w:lang w:val="es_ES" w:bidi="es_ES"/>
+        </w:rPr>
+        <w:t>Ester 3:6 (#7)</w:t>
+      </w:r>
+      <w:r>
+        <w:rPr>
+          <w:lang w:val="es_ES" w:bidi="es_ES"/>
+        </w:rPr>
+      </w:r>
+    </w:p>
+    <w:p>
+      <w:pPr/>
+      <w:r>
+        <w:rPr>
+          <w:lang w:val="es_ES" w:bidi="es_ES"/>
+        </w:rPr>
+      </w:r>
+      <w:r>
+        <w:rPr>
+          <w:lang w:val="es_ES" w:bidi="es_ES"/>
+        </w:rPr>
+        <w:t>כִּֽי־הִגִּ֥ידוּ ל֖⁠וֹ אֶת־עַ֣ם מָרְדֳּכָ֑י</w:t>
+      </w:r>
+    </w:p>
+    <w:p>
+      <w:pPr/>
+      <w:r>
+        <w:rPr>
+          <w:lang w:val="es_ES" w:bidi="es_ES"/>
+        </w:rPr>
+      </w:r>
+      <w:r>
+        <w:rPr>
+          <w:b/>
+          <w:lang w:val="es_ES" w:bidi="es_ES"/>
+        </w:rPr>
+        <w:t>"porque [ellos] le habían dicho [a él] del pueblo de Mardoqueo"</w:t>
+      </w:r>
+    </w:p>
+    <w:p>
+      <w:pPr/>
+      <w:r>
+        <w:rPr>
+          <w:lang w:val="es_ES" w:bidi="es_ES"/>
+        </w:rPr>
+      </w:r>
+      <w:r>
+        <w:rPr>
+          <w:lang w:val="es_ES" w:bidi="es_ES"/>
+        </w:rPr>
+        <w:t>El pronombre implícito "ellos" se refiere a los otros "siervos del rey" del versículo 3, y "él" se refiere a Amán. La frase "el pueblo de Mardoqueo" se refiere a los judíos. Mardoqueo les había dicho a estos siervos que no se inclinaría ante Amán porque los judíos solo adoraban a Dios. Esto significa que los otros siervos le habían dicho a Amán que Mardoqueo no se inclinaba ante él porque era judío.</w:t>
+      </w:r>
+      <w:r>
+        <w:rPr>
+          <w:lang w:val="es_ES" w:bidi="es_ES"/>
+        </w:rPr>
+      </w:r>
+      <w:r>
+        <w:rPr>
+          <w:lang w:val="es_ES" w:bidi="es_ES"/>
+        </w:rPr>
+      </w:r>
+    </w:p>
+    <w:p>
+      <w:pPr/>
+      <w:r>
+        <w:rPr>
+          <w:lang w:val="es_ES" w:bidi="es_ES"/>
+        </w:rPr>
+      </w:r>
+    </w:p>
+    <w:p>
+      <w:pPr>
+        <w:pStyle w:val="Heading2"/>
+      </w:pPr>
+      <w:r>
+        <w:rPr>
+          <w:lang w:val="es_ES" w:bidi="es_ES"/>
+        </w:rPr>
+        <w:t>Ester 3:12 (#5)</w:t>
+      </w:r>
+      <w:r>
+        <w:rPr>
+          <w:lang w:val="es_ES" w:bidi="es_ES"/>
+        </w:rPr>
+      </w:r>
+    </w:p>
+    <w:p>
+      <w:pPr/>
+      <w:r>
+        <w:rPr>
+          <w:lang w:val="es_ES" w:bidi="es_ES"/>
+        </w:rPr>
+      </w:r>
+      <w:r>
+        <w:rPr>
+          <w:lang w:val="es_ES" w:bidi="es_ES"/>
+        </w:rPr>
+        <w:t>אֲחַשְׁדַּרְפְּנֵֽי־הַ֠⁠מֶּלֶךְ</w:t>
+      </w:r>
+    </w:p>
+    <w:p>
+      <w:pPr/>
+      <w:r>
+        <w:rPr>
+          <w:lang w:val="es_ES" w:bidi="es_ES"/>
+        </w:rPr>
+      </w:r>
+      <w:r>
+        <w:rPr>
+          <w:b/>
+          <w:lang w:val="es_ES" w:bidi="es_ES"/>
+        </w:rPr>
+        <w:t>"los sátrapas del rey"</w:t>
+      </w:r>
+    </w:p>
+    <w:p>
+      <w:pPr/>
+      <w:r>
+        <w:rPr>
+          <w:lang w:val="es_ES" w:bidi="es_ES"/>
+        </w:rPr>
+      </w:r>
+      <w:r>
+        <w:rPr>
+          <w:lang w:val="es_ES" w:bidi="es_ES"/>
+        </w:rPr>
+        <w:t>Los sátrapas del rey eran los gobernadores provinciales del imperio, distintos de los gobernadores de distritos más pequeños y los líderes de los pueblos locales.</w:t>
+      </w:r>
+    </w:p>
+    <w:p>
+      <w:pPr/>
+      <w:r>
+        <w:rPr>
+          <w:lang w:val="es_ES" w:bidi="es_ES"/>
+        </w:rPr>
+      </w:r>
+      <w:r>
+        <w:rPr>
+          <w:lang w:val="es_ES" w:bidi="es_ES"/>
+        </w:rPr>
+        <w:t xml:space="preserve">Ver: </w:t>
+      </w:r>
+      <w:r>
+        <w:rPr>
+          <w:lang w:val="es_ES" w:bidi="es_ES"/>
+        </w:rPr>
+        <w:t>Traducir Desconocidos</w:t>
+      </w:r>
+      <w:r>
+        <w:rPr>
+          <w:lang w:val="es_ES" w:bidi="es_ES"/>
+        </w:rPr>
+      </w:r>
+      <w:r>
+        <w:rPr>
+          <w:lang w:val="es_ES" w:bidi="es_ES"/>
+        </w:rPr>
+      </w:r>
+    </w:p>
+    <w:p>
+      <w:pPr/>
+      <w:r>
+        <w:rPr>
+          <w:lang w:val="es_ES" w:bidi="es_ES"/>
+        </w:rPr>
+      </w:r>
+    </w:p>
+    <w:p>
+      <w:pPr>
+        <w:pStyle w:val="Heading2"/>
+      </w:pPr>
+      <w:r>
+        <w:rPr>
+          <w:lang w:val="es_ES" w:bidi="es_ES"/>
+        </w:rPr>
+        <w:t>Ester 3:13 (#1)</w:t>
+      </w:r>
+      <w:r>
+        <w:rPr>
+          <w:lang w:val="es_ES" w:bidi="es_ES"/>
+        </w:rPr>
+      </w:r>
+    </w:p>
+    <w:p>
+      <w:pPr/>
+      <w:r>
+        <w:rPr>
+          <w:lang w:val="es_ES" w:bidi="es_ES"/>
+        </w:rPr>
+      </w:r>
+      <w:r>
+        <w:rPr>
+          <w:lang w:val="es_ES" w:bidi="es_ES"/>
+        </w:rPr>
+        <w:t>וְ⁠נִשְׁל֨וֹחַ סְפָרִ֜ים</w:t>
+      </w:r>
+    </w:p>
+    <w:p>
+      <w:pPr/>
+      <w:r>
+        <w:rPr>
+          <w:lang w:val="es_ES" w:bidi="es_ES"/>
+        </w:rPr>
+      </w:r>
+      <w:r>
+        <w:rPr>
+          <w:b/>
+          <w:lang w:val="es_ES" w:bidi="es_ES"/>
+        </w:rPr>
+        <w:t>"Y se enviaron cartas"</w:t>
+      </w:r>
+    </w:p>
+    <w:p>
+      <w:pPr/>
+      <w:r>
+        <w:rPr>
+          <w:lang w:val="es_ES" w:bidi="es_ES"/>
+        </w:rPr>
+      </w:r>
+      <w:r>
+        <w:rPr>
+          <w:lang w:val="es_ES" w:bidi="es_ES"/>
+        </w:rPr>
+        <w:t>La expresión "se enviaron" es una forma verbal activa. Si tu idioma no utiliza esa forma, puedes expresar la idea en forma pasiva o de otra manera que resulte natural en tu idioma. Traducción alternativa: «Y las cartas fueron enviadas».</w:t>
+      </w:r>
+    </w:p>
+    <w:p>
+      <w:pPr/>
+      <w:r>
+        <w:rPr>
+          <w:lang w:val="es_ES" w:bidi="es_ES"/>
+        </w:rPr>
+      </w:r>
+      <w:r>
+        <w:rPr>
+          <w:lang w:val="es_ES" w:bidi="es_ES"/>
+        </w:rPr>
+        <w:t xml:space="preserve">Ver: </w:t>
+      </w:r>
+      <w:r>
+        <w:rPr>
+          <w:lang w:val="es_ES" w:bidi="es_ES"/>
+        </w:rPr>
+        <w:t>Activo o Pasivo</w:t>
+      </w:r>
+      <w:r>
+        <w:rPr>
+          <w:lang w:val="es_ES" w:bidi="es_ES"/>
+        </w:rPr>
+      </w:r>
+      <w:r>
+        <w:rPr>
+          <w:lang w:val="es_ES" w:bidi="es_ES"/>
+        </w:rPr>
+      </w:r>
+    </w:p>
+    <w:p>
+      <w:pPr/>
+      <w:r>
+        <w:rPr>
+          <w:lang w:val="es_ES" w:bidi="es_ES"/>
+        </w:rPr>
+      </w:r>
+    </w:p>
+    <w:p>
+      <w:pPr>
+        <w:pStyle w:val="Heading2"/>
+      </w:pPr>
+      <w:r>
+        <w:rPr>
+          <w:lang w:val="es_ES" w:bidi="es_ES"/>
+        </w:rPr>
+        <w:t>Ester 3:15 (#5)</w:t>
+      </w:r>
+      <w:r>
+        <w:rPr>
+          <w:lang w:val="es_ES" w:bidi="es_ES"/>
+        </w:rPr>
+      </w:r>
+    </w:p>
+    <w:p>
+      <w:pPr/>
+      <w:r>
+        <w:rPr>
+          <w:lang w:val="es_ES" w:bidi="es_ES"/>
+        </w:rPr>
+      </w:r>
+      <w:r>
+        <w:rPr>
+          <w:lang w:val="es_ES" w:bidi="es_ES"/>
+        </w:rPr>
+        <w:t>יָשְׁב֣וּ לִ⁠שְׁתּ֔וֹת</w:t>
+      </w:r>
+    </w:p>
+    <w:p>
+      <w:pPr/>
+      <w:r>
+        <w:rPr>
+          <w:lang w:val="es_ES" w:bidi="es_ES"/>
+        </w:rPr>
+      </w:r>
+      <w:r>
+        <w:rPr>
+          <w:b/>
+          <w:lang w:val="es_ES" w:bidi="es_ES"/>
+        </w:rPr>
+        <w:t>"estaban sentados a beber"</w:t>
+      </w:r>
+    </w:p>
+    <w:p>
+      <w:pPr/>
+      <w:r>
+        <w:rPr>
+          <w:lang w:val="es_ES" w:bidi="es_ES"/>
+        </w:rPr>
+      </w:r>
+      <w:r>
+        <w:rPr>
+          <w:lang w:val="es_ES" w:bidi="es_ES"/>
+        </w:rPr>
+        <w:t>Probablemente esto significa que Asuero y Amán celebraron un banquete completo, que aquí se describe haciendo referencia a una parte del mismo, las bebidas. La frase "estaban sentados" simplemente describiría cómo los hombres se habrían recostado en una mesa para comer y beber. Traducción alternativa: "celebraron juntos un banquete".</w:t>
+      </w:r>
+    </w:p>
+    <w:p>
+      <w:pPr/>
+      <w:r>
+        <w:rPr>
+          <w:lang w:val="es_ES" w:bidi="es_ES"/>
+        </w:rPr>
+      </w:r>
+      <w:r>
+        <w:rPr>
+          <w:lang w:val="es_ES" w:bidi="es_ES"/>
+        </w:rPr>
+        <w:t xml:space="preserve">Ver: </w:t>
+      </w:r>
+      <w:r>
+        <w:rPr>
+          <w:lang w:val="es_ES" w:bidi="es_ES"/>
+        </w:rPr>
+        <w:t>Sinécdoque</w:t>
+      </w:r>
+      <w:r>
+        <w:rPr>
+          <w:lang w:val="es_ES" w:bidi="es_ES"/>
+        </w:rPr>
+      </w:r>
+      <w:r>
+        <w:rPr>
+          <w:lang w:val="es_ES" w:bidi="es_ES"/>
+        </w:rPr>
+      </w:r>
+    </w:p>
+    <w:p>
+      <w:pPr/>
+      <w:r>
+        <w:rPr>
+          <w:lang w:val="es_ES" w:bidi="es_ES"/>
+        </w:rPr>
+      </w:r>
+    </w:p>
+    <w:p>
+      <w:pPr>
+        <w:pStyle w:val="Heading2"/>
+      </w:pPr>
+      <w:r>
+        <w:rPr>
+          <w:lang w:val="es_ES" w:bidi="es_ES"/>
+        </w:rPr>
+        <w:t>Esther 4:16 (#2)</w:t>
+      </w:r>
+      <w:r>
+        <w:rPr>
+          <w:lang w:val="es_ES" w:bidi="es_ES"/>
+        </w:rPr>
+      </w:r>
+    </w:p>
+    <w:p>
+      <w:pPr/>
+      <w:r>
+        <w:rPr>
+          <w:lang w:val="es_ES" w:bidi="es_ES"/>
+        </w:rPr>
+      </w:r>
+      <w:r>
+        <w:rPr>
+          <w:lang w:val="es_ES" w:bidi="es_ES"/>
+        </w:rPr>
+        <w:t>וְ⁠צ֣וּמוּ עָ֠לַ⁠י</w:t>
+      </w:r>
+    </w:p>
+    <w:p>
+      <w:pPr/>
+      <w:r>
+        <w:rPr>
+          <w:lang w:val="es_ES" w:bidi="es_ES"/>
+        </w:rPr>
+      </w:r>
+      <w:r>
+        <w:rPr>
+          <w:b/>
+          <w:lang w:val="es_ES" w:bidi="es_ES"/>
+        </w:rPr>
+        <w:t>"Y ayunad por mí"</w:t>
+      </w:r>
+    </w:p>
+    <w:p>
+      <w:pPr/>
+      <w:r>
+        <w:rPr>
+          <w:lang w:val="es_ES" w:bidi="es_ES"/>
+        </w:rPr>
+      </w:r>
+      <w:r>
+        <w:rPr>
+          <w:lang w:val="es_ES" w:bidi="es_ES"/>
+        </w:rPr>
+        <w:t>El verbo imperativo "ayunar' aparece aquí en plural, dirigido a Mardoqueo y a todos los judíos. El ayuno (es decir, abstenerse de comer) era un acto simbólico que los judíos realizaban cuando rezaban intensamente. Dado que el autor de Ester tuvo cuidado de no mencionar a Dios ni la oración en el libro, en lugar de añadir una explicación en el texto, tal vez sea conveniente explicar el significado del ayuno en una nota al pie. Nota al pie sugerida: "Para los judíos, el propósito del ayuno era poder orar con más intensidad".</w:t>
+      </w:r>
+    </w:p>
+    <w:p>
+      <w:pPr/>
+      <w:r>
+        <w:rPr>
+          <w:lang w:val="es_ES" w:bidi="es_ES"/>
+        </w:rPr>
+      </w:r>
+      <w:r>
+        <w:rPr>
+          <w:lang w:val="es_ES" w:bidi="es_ES"/>
+        </w:rPr>
+        <w:t xml:space="preserve">Ver: </w:t>
+      </w:r>
+      <w:r>
+        <w:rPr>
+          <w:lang w:val="es_ES" w:bidi="es_ES"/>
+        </w:rPr>
+        <w:t>Acción Simbólica</w:t>
+      </w:r>
+      <w:r>
+        <w:rPr>
+          <w:lang w:val="es_ES" w:bidi="es_ES"/>
+        </w:rPr>
+      </w:r>
+      <w:r>
+        <w:rPr>
+          <w:lang w:val="es_ES" w:bidi="es_ES"/>
+        </w:rPr>
+      </w:r>
+    </w:p>
+    <w:p>
+      <w:pPr/>
+      <w:r>
+        <w:rPr>
+          <w:lang w:val="es_ES" w:bidi="es_ES"/>
+        </w:rPr>
+      </w:r>
+    </w:p>
+    <w:p>
+      <w:pPr>
+        <w:pStyle w:val="Heading2"/>
+      </w:pPr>
+      <w:r>
+        <w:rPr>
+          <w:lang w:val="es_ES" w:bidi="es_ES"/>
+        </w:rPr>
+        <w:t>Ester 5:9 (#5)</w:t>
+      </w:r>
+      <w:r>
+        <w:rPr>
+          <w:lang w:val="es_ES" w:bidi="es_ES"/>
+        </w:rPr>
+      </w:r>
+    </w:p>
+    <w:p>
+      <w:pPr/>
+      <w:r>
+        <w:rPr>
+          <w:lang w:val="es_ES" w:bidi="es_ES"/>
+        </w:rPr>
+      </w:r>
+      <w:r>
+        <w:rPr>
+          <w:lang w:val="es_ES" w:bidi="es_ES"/>
+        </w:rPr>
+        <w:t>וְ⁠לֹא־זָ֣ע מִמֶּ֔⁠נּוּ</w:t>
+      </w:r>
+    </w:p>
+    <w:p>
+      <w:pPr/>
+      <w:r>
+        <w:rPr>
+          <w:lang w:val="es_ES" w:bidi="es_ES"/>
+        </w:rPr>
+      </w:r>
+      <w:r>
+        <w:rPr>
+          <w:b/>
+          <w:lang w:val="es_ES" w:bidi="es_ES"/>
+        </w:rPr>
+        <w:t>"ni tembló ante él"</w:t>
+      </w:r>
+    </w:p>
+    <w:p>
+      <w:pPr/>
+      <w:r>
+        <w:rPr>
+          <w:lang w:val="es_ES" w:bidi="es_ES"/>
+        </w:rPr>
+      </w:r>
+      <w:r>
+        <w:rPr>
+          <w:lang w:val="es_ES" w:bidi="es_ES"/>
+        </w:rPr>
+        <w:t>La frase significa que Mardoqueo no temía a Amán ni a lo que Amán pudiera hacerle por negarse a mostrar el respeto que el rey había ordenado. Traducción alternativa: "ni mostró ningún temor".</w:t>
+      </w:r>
+    </w:p>
+    <w:p>
+      <w:pPr/>
+      <w:r>
+        <w:rPr>
+          <w:lang w:val="es_ES" w:bidi="es_ES"/>
+        </w:rPr>
+      </w:r>
+      <w:r>
+        <w:rPr>
+          <w:lang w:val="es_ES" w:bidi="es_ES"/>
+        </w:rPr>
+        <w:t xml:space="preserve">Ver: </w:t>
+      </w:r>
+      <w:r>
+        <w:rPr>
+          <w:lang w:val="es_ES" w:bidi="es_ES"/>
+        </w:rPr>
+        <w:t>Acción Simbólica</w:t>
+      </w:r>
+      <w:r>
+        <w:rPr>
+          <w:lang w:val="es_ES" w:bidi="es_ES"/>
+        </w:rPr>
+      </w:r>
+      <w:r>
+        <w:rPr>
+          <w:lang w:val="es_ES" w:bidi="es_ES"/>
+        </w:rPr>
+      </w:r>
+    </w:p>
+    <w:p>
+      <w:pPr/>
+      <w:r>
+        <w:rPr>
+          <w:lang w:val="es_ES" w:bidi="es_ES"/>
+        </w:rPr>
+      </w:r>
+    </w:p>
+    <w:p>
+      <w:pPr>
+        <w:pStyle w:val="Heading2"/>
+      </w:pPr>
+      <w:r>
+        <w:rPr>
+          <w:lang w:val="es_ES" w:bidi="es_ES"/>
+        </w:rPr>
+        <w:t>Ester 5:11 (#8)</w:t>
+      </w:r>
+      <w:r>
+        <w:rPr>
+          <w:lang w:val="es_ES" w:bidi="es_ES"/>
+        </w:rPr>
+      </w:r>
+    </w:p>
+    <w:p>
+      <w:pPr/>
+      <w:r>
+        <w:rPr>
+          <w:lang w:val="es_ES" w:bidi="es_ES"/>
+        </w:rPr>
+      </w:r>
+      <w:r>
+        <w:rPr>
+          <w:lang w:val="es_ES" w:bidi="es_ES"/>
+        </w:rPr>
+        <w:t>הַ⁠שָּׂרִ֖ים וְ⁠עַבְדֵ֥י</w:t>
+      </w:r>
+    </w:p>
+    <w:p>
+      <w:pPr/>
+      <w:r>
+        <w:rPr>
+          <w:lang w:val="es_ES" w:bidi="es_ES"/>
+        </w:rPr>
+      </w:r>
+      <w:r>
+        <w:rPr>
+          <w:b/>
+          <w:lang w:val="es_ES" w:bidi="es_ES"/>
+        </w:rPr>
+        <w:t>"los príncipes y siervos del rey"</w:t>
+      </w:r>
+    </w:p>
+    <w:p>
+      <w:pPr/>
+      <w:r>
+        <w:rPr>
+          <w:lang w:val="es_ES" w:bidi="es_ES"/>
+        </w:rPr>
+      </w:r>
+      <w:r>
+        <w:rPr>
+          <w:lang w:val="es_ES" w:bidi="es_ES"/>
+        </w:rPr>
+        <w:t>La palabra traducida como "príncipes» se refiere a los líderes que ocupan altos cargos, mientras que la palabra traducida como «siervos» es más general y se refiere a todos los que sirven al rey. Traducción alternativa: [los líderes y otros ayudantes de]</w:t>
+      </w:r>
+    </w:p>
+    <w:p>
+      <w:pPr/>
+      <w:r>
+        <w:rPr>
+          <w:lang w:val="es_ES" w:bidi="es_ES"/>
+        </w:rPr>
+      </w:r>
+      <w:r>
+        <w:rPr>
+          <w:lang w:val="es_ES" w:bidi="es_ES"/>
+        </w:rPr>
+        <w:t xml:space="preserve">Ver: </w:t>
+      </w:r>
+      <w:r>
+        <w:rPr>
+          <w:lang w:val="es_ES" w:bidi="es_ES"/>
+        </w:rPr>
+        <w:t>Doblete</w:t>
       </w:r>
       <w:r>
         <w:rPr>

--- a/spa/docx/17.content.docx
+++ b/spa/docx/17.content.docx
@@ -146,19 +146,6 @@
         <w:rPr>
           <w:lang w:val="es_ES" w:bidi="es_ES"/>
         </w:rPr>
-      </w:r>
-    </w:p>
-    <w:p>
-      <w:pPr/>
-      <w:r>
-        <w:rPr>
-          <w:lang w:val="es_ES" w:bidi="es_ES"/>
-        </w:rPr>
-      </w:r>
-      <w:r>
-        <w:rPr>
-          <w:lang w:val="es_ES" w:bidi="es_ES"/>
-        </w:rPr>
         <w:t xml:space="preserve"> </w:t>
       </w:r>
       <w:r>
@@ -220,20 +207,6 @@
       </w:r>
       <w:r>
         <w:rPr>
-          <w:lang w:val="es_ES" w:bidi="es_ES"/>
-        </w:rPr>
-        <w:t>יֵצֵ֤א דְבַר־מַלְכוּת֙ מִ⁠לְּ⁠פָנָ֔י⁠ו</w:t>
-      </w:r>
-    </w:p>
-    <w:p>
-      <w:pPr/>
-      <w:r>
-        <w:rPr>
-          <w:lang w:val="es_ES" w:bidi="es_ES"/>
-        </w:rPr>
-      </w:r>
-      <w:r>
-        <w:rPr>
           <w:b/>
           <w:lang w:val="es_ES" w:bidi="es_ES"/>
         </w:rPr>
@@ -330,20 +303,6 @@
       </w:r>
       <w:r>
         <w:rPr>
-          <w:lang w:val="es_ES" w:bidi="es_ES"/>
-        </w:rPr>
-        <w:t>וְ⁠כָל־הַ⁠נָּשִׁ֗ים יִתְּנ֤וּ יְקָר֙ לְ⁠בַעְלֵי⁠הֶ֔ן</w:t>
-      </w:r>
-    </w:p>
-    <w:p>
-      <w:pPr/>
-      <w:r>
-        <w:rPr>
-          <w:lang w:val="es_ES" w:bidi="es_ES"/>
-        </w:rPr>
-      </w:r>
-      <w:r>
-        <w:rPr>
           <w:b/>
           <w:lang w:val="es_ES" w:bidi="es_ES"/>
         </w:rPr>
@@ -427,20 +386,6 @@
       </w:r>
       <w:r>
         <w:rPr>
-          <w:lang w:val="es_ES" w:bidi="es_ES"/>
-        </w:rPr>
-        <w:t>בְּ⁠שׁוּשַׁ֣ן הַ⁠בִּירָ֑ה</w:t>
-      </w:r>
-    </w:p>
-    <w:p>
-      <w:pPr/>
-      <w:r>
-        <w:rPr>
-          <w:lang w:val="es_ES" w:bidi="es_ES"/>
-        </w:rPr>
-      </w:r>
-      <w:r>
-        <w:rPr>
           <w:b/>
           <w:lang w:val="es_ES" w:bidi="es_ES"/>
         </w:rPr>
@@ -524,20 +469,6 @@
       </w:r>
       <w:r>
         <w:rPr>
-          <w:lang w:val="es_ES" w:bidi="es_ES"/>
-        </w:rPr>
-        <w:t>בְּ⁠הִשָּׁמַ֤ע דְּבַר־הַ⁠מֶּ֨לֶךְ֙ וְ⁠דָת֔⁠וֹ וּֽ⁠בְ⁠הִקָּבֵ֞ץ נְעָר֥וֹת רַבּ֛וֹת</w:t>
-      </w:r>
-    </w:p>
-    <w:p>
-      <w:pPr/>
-      <w:r>
-        <w:rPr>
-          <w:lang w:val="es_ES" w:bidi="es_ES"/>
-        </w:rPr>
-      </w:r>
-      <w:r>
-        <w:rPr>
           <w:b/>
           <w:lang w:val="es_ES" w:bidi="es_ES"/>
         </w:rPr>
@@ -621,20 +552,6 @@
       </w:r>
       <w:r>
         <w:rPr>
-          <w:lang w:val="es_ES" w:bidi="es_ES"/>
-        </w:rPr>
-        <w:t>דְּבַר־הַ⁠מֶּ֨לֶךְ֙</w:t>
-      </w:r>
-    </w:p>
-    <w:p>
-      <w:pPr/>
-      <w:r>
-        <w:rPr>
-          <w:lang w:val="es_ES" w:bidi="es_ES"/>
-        </w:rPr>
-      </w:r>
-      <w:r>
-        <w:rPr>
           <w:b/>
           <w:lang w:val="es_ES" w:bidi="es_ES"/>
         </w:rPr>
@@ -698,20 +615,6 @@
       </w:r>
       <w:r>
         <w:rPr>
-          <w:lang w:val="es_ES" w:bidi="es_ES"/>
-        </w:rPr>
-        <w:t>בְּ⁠סֵ֛פֶר דִּבְרֵ֥י הַ⁠יָּמִ֖ים</w:t>
-      </w:r>
-    </w:p>
-    <w:p>
-      <w:pPr/>
-      <w:r>
-        <w:rPr>
-          <w:lang w:val="es_ES" w:bidi="es_ES"/>
-        </w:rPr>
-      </w:r>
-      <w:r>
-        <w:rPr>
           <w:b/>
           <w:lang w:val="es_ES" w:bidi="es_ES"/>
         </w:rPr>
@@ -795,20 +698,6 @@
       </w:r>
       <w:r>
         <w:rPr>
-          <w:lang w:val="es_ES" w:bidi="es_ES"/>
-        </w:rPr>
-        <w:t>וְ⁠כָל־עַבְדֵ֨י הַ⁠מֶּ֜לֶךְ אֲשֶׁר־בְּ⁠שַׁ֣עַר הַ⁠מֶּ֗לֶךְ</w:t>
-      </w:r>
-    </w:p>
-    <w:p>
-      <w:pPr/>
-      <w:r>
-        <w:rPr>
-          <w:lang w:val="es_ES" w:bidi="es_ES"/>
-        </w:rPr>
-      </w:r>
-      <w:r>
-        <w:rPr>
           <w:b/>
           <w:lang w:val="es_ES" w:bidi="es_ES"/>
         </w:rPr>
@@ -906,20 +795,6 @@
       </w:r>
       <w:r>
         <w:rPr>
-          <w:lang w:val="es_ES" w:bidi="es_ES"/>
-        </w:rPr>
-        <w:t>כֹּרְעִ֤ים וּ⁠מִֽשְׁתַּחֲוִים֙</w:t>
-      </w:r>
-    </w:p>
-    <w:p>
-      <w:pPr/>
-      <w:r>
-        <w:rPr>
-          <w:lang w:val="es_ES" w:bidi="es_ES"/>
-        </w:rPr>
-      </w:r>
-      <w:r>
-        <w:rPr>
           <w:b/>
           <w:lang w:val="es_ES" w:bidi="es_ES"/>
         </w:rPr>
@@ -1003,20 +878,6 @@
       </w:r>
       <w:r>
         <w:rPr>
-          <w:lang w:val="es_ES" w:bidi="es_ES"/>
-        </w:rPr>
-        <w:t>וּ⁠מָ֨רְדֳּכַ֔י לֹ֥א יִכְרַ֖ע וְ⁠לֹ֥א יִֽשְׁתַּחֲוֶֽה</w:t>
-      </w:r>
-    </w:p>
-    <w:p>
-      <w:pPr/>
-      <w:r>
-        <w:rPr>
-          <w:lang w:val="es_ES" w:bidi="es_ES"/>
-        </w:rPr>
-      </w:r>
-      <w:r>
-        <w:rPr>
           <w:b/>
           <w:lang w:val="es_ES" w:bidi="es_ES"/>
         </w:rPr>
@@ -1100,20 +961,6 @@
       </w:r>
       <w:r>
         <w:rPr>
-          <w:lang w:val="es_ES" w:bidi="es_ES"/>
-        </w:rPr>
-        <w:t>כִּֽי־הִגִּ֥ידוּ ל֖⁠וֹ אֶת־עַ֣ם מָרְדֳּכָ֑י</w:t>
-      </w:r>
-    </w:p>
-    <w:p>
-      <w:pPr/>
-      <w:r>
-        <w:rPr>
-          <w:lang w:val="es_ES" w:bidi="es_ES"/>
-        </w:rPr>
-      </w:r>
-      <w:r>
-        <w:rPr>
           <w:b/>
           <w:lang w:val="es_ES" w:bidi="es_ES"/>
         </w:rPr>
@@ -1177,20 +1024,6 @@
       </w:r>
       <w:r>
         <w:rPr>
-          <w:lang w:val="es_ES" w:bidi="es_ES"/>
-        </w:rPr>
-        <w:t>אֲחַשְׁדַּרְפְּנֵֽי־הַ֠⁠מֶּלֶךְ</w:t>
-      </w:r>
-    </w:p>
-    <w:p>
-      <w:pPr/>
-      <w:r>
-        <w:rPr>
-          <w:lang w:val="es_ES" w:bidi="es_ES"/>
-        </w:rPr>
-      </w:r>
-      <w:r>
-        <w:rPr>
           <w:b/>
           <w:lang w:val="es_ES" w:bidi="es_ES"/>
         </w:rPr>
@@ -1274,20 +1107,6 @@
       </w:r>
       <w:r>
         <w:rPr>
-          <w:lang w:val="es_ES" w:bidi="es_ES"/>
-        </w:rPr>
-        <w:t>וְ⁠נִשְׁל֨וֹחַ סְפָרִ֜ים</w:t>
-      </w:r>
-    </w:p>
-    <w:p>
-      <w:pPr/>
-      <w:r>
-        <w:rPr>
-          <w:lang w:val="es_ES" w:bidi="es_ES"/>
-        </w:rPr>
-      </w:r>
-      <w:r>
-        <w:rPr>
           <w:b/>
           <w:lang w:val="es_ES" w:bidi="es_ES"/>
         </w:rPr>
@@ -1371,20 +1190,6 @@
       </w:r>
       <w:r>
         <w:rPr>
-          <w:lang w:val="es_ES" w:bidi="es_ES"/>
-        </w:rPr>
-        <w:t>יָשְׁב֣וּ לִ⁠שְׁתּ֔וֹת</w:t>
-      </w:r>
-    </w:p>
-    <w:p>
-      <w:pPr/>
-      <w:r>
-        <w:rPr>
-          <w:lang w:val="es_ES" w:bidi="es_ES"/>
-        </w:rPr>
-      </w:r>
-      <w:r>
-        <w:rPr>
           <w:b/>
           <w:lang w:val="es_ES" w:bidi="es_ES"/>
         </w:rPr>
@@ -1468,20 +1273,6 @@
       </w:r>
       <w:r>
         <w:rPr>
-          <w:lang w:val="es_ES" w:bidi="es_ES"/>
-        </w:rPr>
-        <w:t>וְ⁠צ֣וּמוּ עָ֠לַ⁠י</w:t>
-      </w:r>
-    </w:p>
-    <w:p>
-      <w:pPr/>
-      <w:r>
-        <w:rPr>
-          <w:lang w:val="es_ES" w:bidi="es_ES"/>
-        </w:rPr>
-      </w:r>
-      <w:r>
-        <w:rPr>
           <w:b/>
           <w:lang w:val="es_ES" w:bidi="es_ES"/>
         </w:rPr>
@@ -1565,20 +1356,6 @@
       </w:r>
       <w:r>
         <w:rPr>
-          <w:lang w:val="es_ES" w:bidi="es_ES"/>
-        </w:rPr>
-        <w:t>וְ⁠לֹא־זָ֣ע מִמֶּ֔⁠נּוּ</w:t>
-      </w:r>
-    </w:p>
-    <w:p>
-      <w:pPr/>
-      <w:r>
-        <w:rPr>
-          <w:lang w:val="es_ES" w:bidi="es_ES"/>
-        </w:rPr>
-      </w:r>
-      <w:r>
-        <w:rPr>
           <w:b/>
           <w:lang w:val="es_ES" w:bidi="es_ES"/>
         </w:rPr>
@@ -1651,20 +1428,6 @@
         <w:rPr>
           <w:lang w:val="es_ES" w:bidi="es_ES"/>
         </w:rPr>
-      </w:r>
-    </w:p>
-    <w:p>
-      <w:pPr/>
-      <w:r>
-        <w:rPr>
-          <w:lang w:val="es_ES" w:bidi="es_ES"/>
-        </w:rPr>
-      </w:r>
-      <w:r>
-        <w:rPr>
-          <w:lang w:val="es_ES" w:bidi="es_ES"/>
-        </w:rPr>
-        <w:t>הַ⁠שָּׂרִ֖ים וְ⁠עַבְדֵ֥י</w:t>
       </w:r>
     </w:p>
     <w:p>

--- a/spa/docx/17.content.docx
+++ b/spa/docx/17.content.docx
@@ -19,7 +19,7 @@
         <w:rPr>
           <w:lang w:val="es_ES" w:bidi="es_ES"/>
         </w:rPr>
-        <w:t>Resource: Notas de Traducción (unfoldingWord)</w:t>
+        <w:t>Resource: unfoldingWord® Translation Notes</w:t>
       </w:r>
       <w:r>
         <w:rPr>
@@ -90,7 +90,7 @@
         <w:rPr>
           <w:lang w:val="es_ES" w:bidi="es_ES"/>
         </w:rPr>
-        <w:t>Notas de Traducción (unfoldingWord)</w:t>
+        <w:t>unfoldingWord® Translation Notes</w:t>
       </w:r>
     </w:p>
     <w:p>

--- a/spa/docx/17.content.docx
+++ b/spa/docx/17.content.docx
@@ -207,6 +207,20 @@
       </w:r>
       <w:r>
         <w:rPr>
+          <w:lang w:val="es_ES" w:bidi="es_ES"/>
+        </w:rPr>
+        <w:t>יֵצֵ֤א דְבַר־מַלְכוּת֙ מִ⁠לְּ⁠פָנָ֔י⁠ו</w:t>
+      </w:r>
+    </w:p>
+    <w:p>
+      <w:pPr/>
+      <w:r>
+        <w:rPr>
+          <w:lang w:val="es_ES" w:bidi="es_ES"/>
+        </w:rPr>
+      </w:r>
+      <w:r>
+        <w:rPr>
           <w:b/>
           <w:lang w:val="es_ES" w:bidi="es_ES"/>
         </w:rPr>
@@ -303,6 +317,20 @@
       </w:r>
       <w:r>
         <w:rPr>
+          <w:lang w:val="es_ES" w:bidi="es_ES"/>
+        </w:rPr>
+        <w:t>וְ⁠כָל־הַ⁠נָּשִׁ֗ים יִתְּנ֤וּ יְקָר֙ לְ⁠בַעְלֵי⁠הֶ֔ן</w:t>
+      </w:r>
+    </w:p>
+    <w:p>
+      <w:pPr/>
+      <w:r>
+        <w:rPr>
+          <w:lang w:val="es_ES" w:bidi="es_ES"/>
+        </w:rPr>
+      </w:r>
+      <w:r>
+        <w:rPr>
           <w:b/>
           <w:lang w:val="es_ES" w:bidi="es_ES"/>
         </w:rPr>
@@ -386,6 +414,20 @@
       </w:r>
       <w:r>
         <w:rPr>
+          <w:lang w:val="es_ES" w:bidi="es_ES"/>
+        </w:rPr>
+        <w:t>בְּ⁠שׁוּשַׁ֣ן הַ⁠בִּירָ֑ה</w:t>
+      </w:r>
+    </w:p>
+    <w:p>
+      <w:pPr/>
+      <w:r>
+        <w:rPr>
+          <w:lang w:val="es_ES" w:bidi="es_ES"/>
+        </w:rPr>
+      </w:r>
+      <w:r>
+        <w:rPr>
           <w:b/>
           <w:lang w:val="es_ES" w:bidi="es_ES"/>
         </w:rPr>
@@ -469,6 +511,20 @@
       </w:r>
       <w:r>
         <w:rPr>
+          <w:lang w:val="es_ES" w:bidi="es_ES"/>
+        </w:rPr>
+        <w:t>בְּ⁠הִשָּׁמַ֤ע דְּבַר־הַ⁠מֶּ֨לֶךְ֙ וְ⁠דָת֔⁠וֹ וּֽ⁠בְ⁠הִקָּבֵ֞ץ נְעָר֥וֹת רַבּ֛וֹת</w:t>
+      </w:r>
+    </w:p>
+    <w:p>
+      <w:pPr/>
+      <w:r>
+        <w:rPr>
+          <w:lang w:val="es_ES" w:bidi="es_ES"/>
+        </w:rPr>
+      </w:r>
+      <w:r>
+        <w:rPr>
           <w:b/>
           <w:lang w:val="es_ES" w:bidi="es_ES"/>
         </w:rPr>
@@ -552,6 +608,20 @@
       </w:r>
       <w:r>
         <w:rPr>
+          <w:lang w:val="es_ES" w:bidi="es_ES"/>
+        </w:rPr>
+        <w:t>דְּבַר־הַ⁠מֶּ֨לֶךְ֙</w:t>
+      </w:r>
+    </w:p>
+    <w:p>
+      <w:pPr/>
+      <w:r>
+        <w:rPr>
+          <w:lang w:val="es_ES" w:bidi="es_ES"/>
+        </w:rPr>
+      </w:r>
+      <w:r>
+        <w:rPr>
           <w:b/>
           <w:lang w:val="es_ES" w:bidi="es_ES"/>
         </w:rPr>
@@ -615,6 +685,20 @@
       </w:r>
       <w:r>
         <w:rPr>
+          <w:lang w:val="es_ES" w:bidi="es_ES"/>
+        </w:rPr>
+        <w:t>בְּ⁠סֵ֛פֶר דִּבְרֵ֥י הַ⁠יָּמִ֖ים</w:t>
+      </w:r>
+    </w:p>
+    <w:p>
+      <w:pPr/>
+      <w:r>
+        <w:rPr>
+          <w:lang w:val="es_ES" w:bidi="es_ES"/>
+        </w:rPr>
+      </w:r>
+      <w:r>
+        <w:rPr>
           <w:b/>
           <w:lang w:val="es_ES" w:bidi="es_ES"/>
         </w:rPr>
@@ -698,6 +782,20 @@
       </w:r>
       <w:r>
         <w:rPr>
+          <w:lang w:val="es_ES" w:bidi="es_ES"/>
+        </w:rPr>
+        <w:t>וְ⁠כָל־עַבְדֵ֨י הַ⁠מֶּ֜לֶךְ אֲשֶׁר־בְּ⁠שַׁ֣עַר הַ⁠מֶּ֗לֶךְ</w:t>
+      </w:r>
+    </w:p>
+    <w:p>
+      <w:pPr/>
+      <w:r>
+        <w:rPr>
+          <w:lang w:val="es_ES" w:bidi="es_ES"/>
+        </w:rPr>
+      </w:r>
+      <w:r>
+        <w:rPr>
           <w:b/>
           <w:lang w:val="es_ES" w:bidi="es_ES"/>
         </w:rPr>
@@ -795,6 +893,20 @@
       </w:r>
       <w:r>
         <w:rPr>
+          <w:lang w:val="es_ES" w:bidi="es_ES"/>
+        </w:rPr>
+        <w:t>כֹּרְעִ֤ים וּ⁠מִֽשְׁתַּחֲוִים֙</w:t>
+      </w:r>
+    </w:p>
+    <w:p>
+      <w:pPr/>
+      <w:r>
+        <w:rPr>
+          <w:lang w:val="es_ES" w:bidi="es_ES"/>
+        </w:rPr>
+      </w:r>
+      <w:r>
+        <w:rPr>
           <w:b/>
           <w:lang w:val="es_ES" w:bidi="es_ES"/>
         </w:rPr>
@@ -878,6 +990,20 @@
       </w:r>
       <w:r>
         <w:rPr>
+          <w:lang w:val="es_ES" w:bidi="es_ES"/>
+        </w:rPr>
+        <w:t>וּ⁠מָ֨רְדֳּכַ֔י לֹ֥א יִכְרַ֖ע וְ⁠לֹ֥א יִֽשְׁתַּחֲוֶֽה</w:t>
+      </w:r>
+    </w:p>
+    <w:p>
+      <w:pPr/>
+      <w:r>
+        <w:rPr>
+          <w:lang w:val="es_ES" w:bidi="es_ES"/>
+        </w:rPr>
+      </w:r>
+      <w:r>
+        <w:rPr>
           <w:b/>
           <w:lang w:val="es_ES" w:bidi="es_ES"/>
         </w:rPr>
@@ -961,6 +1087,20 @@
       </w:r>
       <w:r>
         <w:rPr>
+          <w:lang w:val="es_ES" w:bidi="es_ES"/>
+        </w:rPr>
+        <w:t>כִּֽי־הִגִּ֥ידוּ ל֖⁠וֹ אֶת־עַ֣ם מָרְדֳּכָ֑י</w:t>
+      </w:r>
+    </w:p>
+    <w:p>
+      <w:pPr/>
+      <w:r>
+        <w:rPr>
+          <w:lang w:val="es_ES" w:bidi="es_ES"/>
+        </w:rPr>
+      </w:r>
+      <w:r>
+        <w:rPr>
           <w:b/>
           <w:lang w:val="es_ES" w:bidi="es_ES"/>
         </w:rPr>
@@ -1024,6 +1164,20 @@
       </w:r>
       <w:r>
         <w:rPr>
+          <w:lang w:val="es_ES" w:bidi="es_ES"/>
+        </w:rPr>
+        <w:t>אֲחַשְׁדַּרְפְּנֵֽי־הַ֠⁠מֶּלֶךְ</w:t>
+      </w:r>
+    </w:p>
+    <w:p>
+      <w:pPr/>
+      <w:r>
+        <w:rPr>
+          <w:lang w:val="es_ES" w:bidi="es_ES"/>
+        </w:rPr>
+      </w:r>
+      <w:r>
+        <w:rPr>
           <w:b/>
           <w:lang w:val="es_ES" w:bidi="es_ES"/>
         </w:rPr>
@@ -1107,6 +1261,20 @@
       </w:r>
       <w:r>
         <w:rPr>
+          <w:lang w:val="es_ES" w:bidi="es_ES"/>
+        </w:rPr>
+        <w:t>וְ⁠נִשְׁל֨וֹחַ סְפָרִ֜ים</w:t>
+      </w:r>
+    </w:p>
+    <w:p>
+      <w:pPr/>
+      <w:r>
+        <w:rPr>
+          <w:lang w:val="es_ES" w:bidi="es_ES"/>
+        </w:rPr>
+      </w:r>
+      <w:r>
+        <w:rPr>
           <w:b/>
           <w:lang w:val="es_ES" w:bidi="es_ES"/>
         </w:rPr>
@@ -1190,6 +1358,20 @@
       </w:r>
       <w:r>
         <w:rPr>
+          <w:lang w:val="es_ES" w:bidi="es_ES"/>
+        </w:rPr>
+        <w:t>יָשְׁב֣וּ לִ⁠שְׁתּ֔וֹת</w:t>
+      </w:r>
+    </w:p>
+    <w:p>
+      <w:pPr/>
+      <w:r>
+        <w:rPr>
+          <w:lang w:val="es_ES" w:bidi="es_ES"/>
+        </w:rPr>
+      </w:r>
+      <w:r>
+        <w:rPr>
           <w:b/>
           <w:lang w:val="es_ES" w:bidi="es_ES"/>
         </w:rPr>
@@ -1273,6 +1455,20 @@
       </w:r>
       <w:r>
         <w:rPr>
+          <w:lang w:val="es_ES" w:bidi="es_ES"/>
+        </w:rPr>
+        <w:t>וְ⁠צ֣וּמוּ עָ֠לַ⁠י</w:t>
+      </w:r>
+    </w:p>
+    <w:p>
+      <w:pPr/>
+      <w:r>
+        <w:rPr>
+          <w:lang w:val="es_ES" w:bidi="es_ES"/>
+        </w:rPr>
+      </w:r>
+      <w:r>
+        <w:rPr>
           <w:b/>
           <w:lang w:val="es_ES" w:bidi="es_ES"/>
         </w:rPr>
@@ -1356,6 +1552,20 @@
       </w:r>
       <w:r>
         <w:rPr>
+          <w:lang w:val="es_ES" w:bidi="es_ES"/>
+        </w:rPr>
+        <w:t>וְ⁠לֹא־זָ֣ע מִמֶּ֔⁠נּוּ</w:t>
+      </w:r>
+    </w:p>
+    <w:p>
+      <w:pPr/>
+      <w:r>
+        <w:rPr>
+          <w:lang w:val="es_ES" w:bidi="es_ES"/>
+        </w:rPr>
+      </w:r>
+      <w:r>
+        <w:rPr>
           <w:b/>
           <w:lang w:val="es_ES" w:bidi="es_ES"/>
         </w:rPr>
@@ -1428,6 +1638,20 @@
         <w:rPr>
           <w:lang w:val="es_ES" w:bidi="es_ES"/>
         </w:rPr>
+      </w:r>
+    </w:p>
+    <w:p>
+      <w:pPr/>
+      <w:r>
+        <w:rPr>
+          <w:lang w:val="es_ES" w:bidi="es_ES"/>
+        </w:rPr>
+      </w:r>
+      <w:r>
+        <w:rPr>
+          <w:lang w:val="es_ES" w:bidi="es_ES"/>
+        </w:rPr>
+        <w:t>הַ⁠שָּׂרִ֖ים וְ⁠עַבְדֵ֥י</w:t>
       </w:r>
     </w:p>
     <w:p>

--- a/spa/docx/17.content.docx
+++ b/spa/docx/17.content.docx
@@ -209,7 +209,7 @@
         <w:rPr>
           <w:lang w:val="es_ES" w:bidi="es_ES"/>
         </w:rPr>
-        <w:t>יֵצֵ֤א דְבַר־מַלְכוּת֙ מִ⁠לְּ⁠פָנָ֔י⁠ו</w:t>
+        <w:t>יֵצֵ֤א דְבַר־מַלְכוּת֙ מִ⁠לְּ⁠פָנָ֔י⁠ו</w:t>
       </w:r>
     </w:p>
     <w:p>
@@ -319,7 +319,7 @@
         <w:rPr>
           <w:lang w:val="es_ES" w:bidi="es_ES"/>
         </w:rPr>
-        <w:t>וְ⁠כָל־הַ⁠נָּשִׁ֗ים יִתְּנ֤וּ יְקָר֙ לְ⁠בַעְלֵי⁠הֶ֔ן</w:t>
+        <w:t>וְ⁠כָל־הַ⁠נָּשִׁ֗ים יִתְּנ֤וּ יְקָר֙ לְ⁠בַעְלֵי⁠הֶ֔ן</w:t>
       </w:r>
     </w:p>
     <w:p>
@@ -416,7 +416,7 @@
         <w:rPr>
           <w:lang w:val="es_ES" w:bidi="es_ES"/>
         </w:rPr>
-        <w:t>בְּ⁠שׁוּשַׁ֣ן הַ⁠בִּירָ֑ה</w:t>
+        <w:t>בְּ⁠שׁוּשַׁ֣ן הַ⁠בִּירָ֑ה</w:t>
       </w:r>
     </w:p>
     <w:p>
@@ -513,7 +513,7 @@
         <w:rPr>
           <w:lang w:val="es_ES" w:bidi="es_ES"/>
         </w:rPr>
-        <w:t>בְּ⁠הִשָּׁמַ֤ע דְּבַר־הַ⁠מֶּ֨לֶךְ֙ וְ⁠דָת֔⁠וֹ וּֽ⁠בְ⁠הִקָּבֵ֞ץ נְעָר֥וֹת רַבּ֛וֹת</w:t>
+        <w:t>בְּ⁠הִשָּׁמַ֤ע דְּבַר־הַ⁠מֶּ֨לֶךְ֙ וְ⁠דָת֔⁠וֹ וּֽ⁠בְ⁠הִקָּבֵ֞ץ נְעָר֥וֹת רַבּ֛וֹת</w:t>
       </w:r>
     </w:p>
     <w:p>
@@ -610,7 +610,7 @@
         <w:rPr>
           <w:lang w:val="es_ES" w:bidi="es_ES"/>
         </w:rPr>
-        <w:t>דְּבַר־הַ⁠מֶּ֨לֶךְ֙</w:t>
+        <w:t>דְּבַר־הַ⁠מֶּ֨לֶךְ֙</w:t>
       </w:r>
     </w:p>
     <w:p>
@@ -687,7 +687,7 @@
         <w:rPr>
           <w:lang w:val="es_ES" w:bidi="es_ES"/>
         </w:rPr>
-        <w:t>בְּ⁠סֵ֛פֶר דִּבְרֵ֥י הַ⁠יָּמִ֖ים</w:t>
+        <w:t>בְּ⁠סֵ֛פֶר דִּבְרֵ֥י הַ⁠יָּמִ֖ים</w:t>
       </w:r>
     </w:p>
     <w:p>
@@ -784,7 +784,7 @@
         <w:rPr>
           <w:lang w:val="es_ES" w:bidi="es_ES"/>
         </w:rPr>
-        <w:t>וְ⁠כָל־עַבְדֵ֨י הַ⁠מֶּ֜לֶךְ אֲשֶׁר־בְּ⁠שַׁ֣עַר הַ⁠מֶּ֗לֶךְ</w:t>
+        <w:t>וְ⁠כָל־עַבְדֵ֨י הַ⁠מֶּ֜לֶךְ אֲשֶׁר־בְּ⁠שַׁ֣עַר הַ⁠מֶּ֗לֶךְ</w:t>
       </w:r>
     </w:p>
     <w:p>
@@ -895,7 +895,7 @@
         <w:rPr>
           <w:lang w:val="es_ES" w:bidi="es_ES"/>
         </w:rPr>
-        <w:t>כֹּרְעִ֤ים וּ⁠מִֽשְׁתַּחֲוִים֙</w:t>
+        <w:t>כֹּרְעִ֤ים וּ⁠מִֽשְׁתַּחֲוִים֙</w:t>
       </w:r>
     </w:p>
     <w:p>
@@ -992,7 +992,7 @@
         <w:rPr>
           <w:lang w:val="es_ES" w:bidi="es_ES"/>
         </w:rPr>
-        <w:t>וּ⁠מָ֨רְדֳּכַ֔י לֹ֥א יִכְרַ֖ע וְ⁠לֹ֥א יִֽשְׁתַּחֲוֶֽה</w:t>
+        <w:t>וּ⁠מָ֨רְדֳּכַ֔י לֹ֥א יִכְרַ֖ע וְ⁠לֹ֥א יִֽשְׁתַּחֲוֶֽה</w:t>
       </w:r>
     </w:p>
     <w:p>
@@ -1089,7 +1089,7 @@
         <w:rPr>
           <w:lang w:val="es_ES" w:bidi="es_ES"/>
         </w:rPr>
-        <w:t>כִּֽי־הִגִּ֥ידוּ ל֖⁠וֹ אֶת־עַ֣ם מָרְדֳּכָ֑י</w:t>
+        <w:t>כִּֽי־הִגִּ֥ידוּ ל֖⁠וֹ אֶת־עַ֣ם מָרְדֳּכָ֑י</w:t>
       </w:r>
     </w:p>
     <w:p>
@@ -1166,7 +1166,7 @@
         <w:rPr>
           <w:lang w:val="es_ES" w:bidi="es_ES"/>
         </w:rPr>
-        <w:t>אֲחַשְׁדַּרְפְּנֵֽי־הַ֠⁠מֶּלֶךְ</w:t>
+        <w:t>אֲחַשְׁדַּרְפְּנֵֽי־הַ֠⁠מֶּלֶךְ</w:t>
       </w:r>
     </w:p>
     <w:p>
@@ -1263,7 +1263,7 @@
         <w:rPr>
           <w:lang w:val="es_ES" w:bidi="es_ES"/>
         </w:rPr>
-        <w:t>וְ⁠נִשְׁל֨וֹחַ סְפָרִ֜ים</w:t>
+        <w:t>וְ⁠נִשְׁל֨וֹחַ סְפָרִ֜ים</w:t>
       </w:r>
     </w:p>
     <w:p>
@@ -1360,7 +1360,7 @@
         <w:rPr>
           <w:lang w:val="es_ES" w:bidi="es_ES"/>
         </w:rPr>
-        <w:t>יָשְׁב֣וּ לִ⁠שְׁתּ֔וֹת</w:t>
+        <w:t>יָשְׁב֣וּ לִ⁠שְׁתּ֔וֹת</w:t>
       </w:r>
     </w:p>
     <w:p>
@@ -1554,7 +1554,7 @@
         <w:rPr>
           <w:lang w:val="es_ES" w:bidi="es_ES"/>
         </w:rPr>
-        <w:t>וְ⁠לֹא־זָ֣ע מִמֶּ֔⁠נּוּ</w:t>
+        <w:t>וְ⁠לֹא־זָ֣ע מִמֶּ֔⁠נּוּ</w:t>
       </w:r>
     </w:p>
     <w:p>
@@ -1651,7 +1651,7 @@
         <w:rPr>
           <w:lang w:val="es_ES" w:bidi="es_ES"/>
         </w:rPr>
-        <w:t>הַ⁠שָּׂרִ֖ים וְ⁠עַבְדֵ֥י</w:t>
+        <w:t>הַ⁠שָּׂרִ֖ים וְ⁠עַבְדֵ֥י</w:t>
       </w:r>
     </w:p>
     <w:p>

--- a/spa/docx/17.content.docx
+++ b/spa/docx/17.content.docx
@@ -207,20 +207,6 @@
       </w:r>
       <w:r>
         <w:rPr>
-          <w:lang w:val="es_ES" w:bidi="es_ES"/>
-        </w:rPr>
-        <w:t>יֵצֵ֤א דְבַר־מַלְכוּת֙ מִ⁠לְּ⁠פָנָ֔י⁠ו</w:t>
-      </w:r>
-    </w:p>
-    <w:p>
-      <w:pPr/>
-      <w:r>
-        <w:rPr>
-          <w:lang w:val="es_ES" w:bidi="es_ES"/>
-        </w:rPr>
-      </w:r>
-      <w:r>
-        <w:rPr>
           <w:b/>
           <w:lang w:val="es_ES" w:bidi="es_ES"/>
         </w:rPr>
@@ -414,20 +400,6 @@
       </w:r>
       <w:r>
         <w:rPr>
-          <w:lang w:val="es_ES" w:bidi="es_ES"/>
-        </w:rPr>
-        <w:t>בְּ⁠שׁוּשַׁ֣ן הַ⁠בִּירָ֑ה</w:t>
-      </w:r>
-    </w:p>
-    <w:p>
-      <w:pPr/>
-      <w:r>
-        <w:rPr>
-          <w:lang w:val="es_ES" w:bidi="es_ES"/>
-        </w:rPr>
-      </w:r>
-      <w:r>
-        <w:rPr>
           <w:b/>
           <w:lang w:val="es_ES" w:bidi="es_ES"/>
         </w:rPr>
@@ -511,20 +483,6 @@
       </w:r>
       <w:r>
         <w:rPr>
-          <w:lang w:val="es_ES" w:bidi="es_ES"/>
-        </w:rPr>
-        <w:t>בְּ⁠הִשָּׁמַ֤ע דְּבַר־הַ⁠מֶּ֨לֶךְ֙ וְ⁠דָת֔⁠וֹ וּֽ⁠בְ⁠הִקָּבֵ֞ץ נְעָר֥וֹת רַבּ֛וֹת</w:t>
-      </w:r>
-    </w:p>
-    <w:p>
-      <w:pPr/>
-      <w:r>
-        <w:rPr>
-          <w:lang w:val="es_ES" w:bidi="es_ES"/>
-        </w:rPr>
-      </w:r>
-      <w:r>
-        <w:rPr>
           <w:b/>
           <w:lang w:val="es_ES" w:bidi="es_ES"/>
         </w:rPr>
@@ -608,20 +566,6 @@
       </w:r>
       <w:r>
         <w:rPr>
-          <w:lang w:val="es_ES" w:bidi="es_ES"/>
-        </w:rPr>
-        <w:t>דְּבַר־הַ⁠מֶּ֨לֶךְ֙</w:t>
-      </w:r>
-    </w:p>
-    <w:p>
-      <w:pPr/>
-      <w:r>
-        <w:rPr>
-          <w:lang w:val="es_ES" w:bidi="es_ES"/>
-        </w:rPr>
-      </w:r>
-      <w:r>
-        <w:rPr>
           <w:b/>
           <w:lang w:val="es_ES" w:bidi="es_ES"/>
         </w:rPr>
@@ -685,20 +629,6 @@
       </w:r>
       <w:r>
         <w:rPr>
-          <w:lang w:val="es_ES" w:bidi="es_ES"/>
-        </w:rPr>
-        <w:t>בְּ⁠סֵ֛פֶר דִּבְרֵ֥י הַ⁠יָּמִ֖ים</w:t>
-      </w:r>
-    </w:p>
-    <w:p>
-      <w:pPr/>
-      <w:r>
-        <w:rPr>
-          <w:lang w:val="es_ES" w:bidi="es_ES"/>
-        </w:rPr>
-      </w:r>
-      <w:r>
-        <w:rPr>
           <w:b/>
           <w:lang w:val="es_ES" w:bidi="es_ES"/>
         </w:rPr>
@@ -782,20 +712,6 @@
       </w:r>
       <w:r>
         <w:rPr>
-          <w:lang w:val="es_ES" w:bidi="es_ES"/>
-        </w:rPr>
-        <w:t>וְ⁠כָל־עַבְדֵ֨י הַ⁠מֶּ֜לֶךְ אֲשֶׁר־בְּ⁠שַׁ֣עַר הַ⁠מֶּ֗לֶךְ</w:t>
-      </w:r>
-    </w:p>
-    <w:p>
-      <w:pPr/>
-      <w:r>
-        <w:rPr>
-          <w:lang w:val="es_ES" w:bidi="es_ES"/>
-        </w:rPr>
-      </w:r>
-      <w:r>
-        <w:rPr>
           <w:b/>
           <w:lang w:val="es_ES" w:bidi="es_ES"/>
         </w:rPr>
@@ -979,20 +895,6 @@
         <w:rPr>
           <w:lang w:val="es_ES" w:bidi="es_ES"/>
         </w:rPr>
-      </w:r>
-    </w:p>
-    <w:p>
-      <w:pPr/>
-      <w:r>
-        <w:rPr>
-          <w:lang w:val="es_ES" w:bidi="es_ES"/>
-        </w:rPr>
-      </w:r>
-      <w:r>
-        <w:rPr>
-          <w:lang w:val="es_ES" w:bidi="es_ES"/>
-        </w:rPr>
-        <w:t>וּ⁠מָ֨רְדֳּכַ֔י לֹ֥א יִכְרַ֖ע וְ⁠לֹ֥א יִֽשְׁתַּחֲוֶֽה</w:t>
       </w:r>
     </w:p>
     <w:p>

--- a/spa/docx/17.content.docx
+++ b/spa/docx/17.content.docx
@@ -207,6 +207,20 @@
       </w:r>
       <w:r>
         <w:rPr>
+          <w:lang w:val="es_ES" w:bidi="es_ES"/>
+        </w:rPr>
+        <w:t>יֵצֵ֤א דְבַר־מַלְכוּת֙ מִ⁠לְּ⁠פָנָ֔י⁠ו</w:t>
+      </w:r>
+    </w:p>
+    <w:p>
+      <w:pPr/>
+      <w:r>
+        <w:rPr>
+          <w:lang w:val="es_ES" w:bidi="es_ES"/>
+        </w:rPr>
+      </w:r>
+      <w:r>
+        <w:rPr>
           <w:b/>
           <w:lang w:val="es_ES" w:bidi="es_ES"/>
         </w:rPr>
@@ -400,6 +414,20 @@
       </w:r>
       <w:r>
         <w:rPr>
+          <w:lang w:val="es_ES" w:bidi="es_ES"/>
+        </w:rPr>
+        <w:t>בְּ⁠שׁוּשַׁ֣ן הַ⁠בִּירָ֑ה</w:t>
+      </w:r>
+    </w:p>
+    <w:p>
+      <w:pPr/>
+      <w:r>
+        <w:rPr>
+          <w:lang w:val="es_ES" w:bidi="es_ES"/>
+        </w:rPr>
+      </w:r>
+      <w:r>
+        <w:rPr>
           <w:b/>
           <w:lang w:val="es_ES" w:bidi="es_ES"/>
         </w:rPr>
@@ -483,6 +511,20 @@
       </w:r>
       <w:r>
         <w:rPr>
+          <w:lang w:val="es_ES" w:bidi="es_ES"/>
+        </w:rPr>
+        <w:t>בְּ⁠הִשָּׁמַ֤ע דְּבַר־הַ⁠מֶּ֨לֶךְ֙ וְ⁠דָת֔⁠וֹ וּֽ⁠בְ⁠הִקָּבֵ֞ץ נְעָר֥וֹת רַבּ֛וֹת</w:t>
+      </w:r>
+    </w:p>
+    <w:p>
+      <w:pPr/>
+      <w:r>
+        <w:rPr>
+          <w:lang w:val="es_ES" w:bidi="es_ES"/>
+        </w:rPr>
+      </w:r>
+      <w:r>
+        <w:rPr>
           <w:b/>
           <w:lang w:val="es_ES" w:bidi="es_ES"/>
         </w:rPr>
@@ -566,6 +608,20 @@
       </w:r>
       <w:r>
         <w:rPr>
+          <w:lang w:val="es_ES" w:bidi="es_ES"/>
+        </w:rPr>
+        <w:t>דְּבַר־הַ⁠מֶּ֨לֶךְ֙</w:t>
+      </w:r>
+    </w:p>
+    <w:p>
+      <w:pPr/>
+      <w:r>
+        <w:rPr>
+          <w:lang w:val="es_ES" w:bidi="es_ES"/>
+        </w:rPr>
+      </w:r>
+      <w:r>
+        <w:rPr>
           <w:b/>
           <w:lang w:val="es_ES" w:bidi="es_ES"/>
         </w:rPr>
@@ -629,6 +685,20 @@
       </w:r>
       <w:r>
         <w:rPr>
+          <w:lang w:val="es_ES" w:bidi="es_ES"/>
+        </w:rPr>
+        <w:t>בְּ⁠סֵ֛פֶר דִּבְרֵ֥י הַ⁠יָּמִ֖ים</w:t>
+      </w:r>
+    </w:p>
+    <w:p>
+      <w:pPr/>
+      <w:r>
+        <w:rPr>
+          <w:lang w:val="es_ES" w:bidi="es_ES"/>
+        </w:rPr>
+      </w:r>
+      <w:r>
+        <w:rPr>
           <w:b/>
           <w:lang w:val="es_ES" w:bidi="es_ES"/>
         </w:rPr>
@@ -712,6 +782,20 @@
       </w:r>
       <w:r>
         <w:rPr>
+          <w:lang w:val="es_ES" w:bidi="es_ES"/>
+        </w:rPr>
+        <w:t>וְ⁠כָל־עַבְדֵ֨י הַ⁠מֶּ֜לֶךְ אֲשֶׁר־בְּ⁠שַׁ֣עַר הַ⁠מֶּ֗לֶךְ</w:t>
+      </w:r>
+    </w:p>
+    <w:p>
+      <w:pPr/>
+      <w:r>
+        <w:rPr>
+          <w:lang w:val="es_ES" w:bidi="es_ES"/>
+        </w:rPr>
+      </w:r>
+      <w:r>
+        <w:rPr>
           <w:b/>
           <w:lang w:val="es_ES" w:bidi="es_ES"/>
         </w:rPr>
@@ -895,6 +979,20 @@
         <w:rPr>
           <w:lang w:val="es_ES" w:bidi="es_ES"/>
         </w:rPr>
+      </w:r>
+    </w:p>
+    <w:p>
+      <w:pPr/>
+      <w:r>
+        <w:rPr>
+          <w:lang w:val="es_ES" w:bidi="es_ES"/>
+        </w:rPr>
+      </w:r>
+      <w:r>
+        <w:rPr>
+          <w:lang w:val="es_ES" w:bidi="es_ES"/>
+        </w:rPr>
+        <w:t>וּ⁠מָ֨רְדֳּכַ֔י לֹ֥א יִכְרַ֖ע וְ⁠לֹ֥א יִֽשְׁתַּחֲוֶֽה</w:t>
       </w:r>
     </w:p>
     <w:p>
